--- a/gunluk-planlar-5sinif/hafta4-5sinif-bty.docx
+++ b/gunluk-planlar-5sinif/hafta4-5sinif-bty.docx
@@ -4,42 +4,34 @@
   <w:body>
     <w:p>
       <w:pPr>
+        <w:widowControl/>
         <w:spacing w:after="20"/>
         <w:jc w:val="center"/>
       </w:pPr>
       <w:r>
         <w:rPr>
-          <w:rFonts w:ascii="Arial" w:hAnsi="Arial" w:eastAsia="Arial"/>
+          <w:rFonts w:ascii="Arial" w:hAnsi="Arial" w:eastAsia="Arial" w:cs="Arial"/>
           <w:b/>
-          <w:sz w:val="20"/>
+          <w:color w:val="25282B"/>
+          <w:sz w:val="22"/>
         </w:rPr>
-        <w:t>2026-2027 EĞİTİM – ÖĞRETİM YILI ………………………………… ORTAOKULU</w:t>
+        <w:t>5. SINIF BİLİŞİM TEKNOLOJİLERİ VE YAZILIM DERSİ</w:t>
       </w:r>
     </w:p>
     <w:p>
       <w:pPr>
-        <w:spacing w:after="60"/>
+        <w:widowControl/>
+        <w:spacing w:after="100"/>
         <w:jc w:val="center"/>
       </w:pPr>
       <w:r>
         <w:rPr>
-          <w:rFonts w:ascii="Arial" w:hAnsi="Arial" w:eastAsia="Arial"/>
+          <w:rFonts w:ascii="Arial" w:hAnsi="Arial" w:eastAsia="Arial" w:cs="Arial"/>
           <w:b/>
-          <w:sz w:val="22"/>
+          <w:color w:val="25282B"/>
+          <w:sz w:val="26"/>
         </w:rPr>
-        <w:t>5. SINIF BİLİŞİM TEKNOLOJİLERİ VE YAZILIM DERSİ GÜNLÜK DERS PLANI</w:t>
-      </w:r>
-    </w:p>
-    <w:p>
-      <w:pPr>
-        <w:pStyle w:val="SectionHead"/>
-        <w:jc w:val="left"/>
-      </w:pPr>
-      <w:r>
-        <w:rPr>
-          <w:color w:val="1F4E78"/>
-        </w:rPr>
-        <w:t>I. BÖLÜM: DERS BİLGİSİ</w:t>
+        <w:t>GÜNLÜK DERS PLANI</w:t>
       </w:r>
     </w:p>
     <w:tbl>
@@ -48,20 +40,12 @@
         <w:jc w:val="center"/>
         <w:tblLayout w:type="fixed"/>
         <w:tblLook w:firstColumn="1" w:firstRow="1" w:lastColumn="0" w:lastRow="0" w:noHBand="0" w:noVBand="1" w:val="04A0"/>
-        <w:tblBorders>
-          <w:top w:val="single" w:sz="5" w:color="7F8C8D"/>
-          <w:left w:val="single" w:sz="5" w:color="7F8C8D"/>
-          <w:bottom w:val="single" w:sz="5" w:color="7F8C8D"/>
-          <w:right w:val="single" w:sz="5" w:color="7F8C8D"/>
-          <w:insideH w:val="single" w:sz="5" w:color="7F8C8D"/>
-          <w:insideV w:val="single" w:sz="5" w:color="7F8C8D"/>
-        </w:tblBorders>
       </w:tblPr>
       <w:tblGrid>
-        <w:gridCol w:w="2636"/>
-        <w:gridCol w:w="2636"/>
-        <w:gridCol w:w="2636"/>
-        <w:gridCol w:w="2636"/>
+        <w:gridCol w:w="1757"/>
+        <w:gridCol w:w="3345"/>
+        <w:gridCol w:w="1927"/>
+        <w:gridCol w:w="3203"/>
       </w:tblGrid>
       <w:tr>
         <w:trPr>
@@ -69,25 +53,369 @@
         </w:trPr>
         <w:tc>
           <w:tcPr>
-            <w:tcW w:type="dxa" w:w="1814"/>
-            <w:vAlign w:val="center"/>
+            <w:tcW w:type="dxa" w:w="1757"/>
+            <w:shd w:fill="F1F2F3"/>
             <w:tcMar>
-              <w:top w:w="55" w:type="dxa"/>
-              <w:start w:w="70" w:type="dxa"/>
-              <w:bottom w:w="55" w:type="dxa"/>
-              <w:end w:w="70" w:type="dxa"/>
+              <w:top w:w="65" w:type="dxa"/>
+              <w:start w:w="85" w:type="dxa"/>
+              <w:bottom w:w="65" w:type="dxa"/>
+              <w:end w:w="85" w:type="dxa"/>
             </w:tcMar>
-            <w:shd w:fill="D9EAF7"/>
+            <w:tcBorders>
+              <w:top w:val="single" w:sz="4" w:color="B7BCC2"/>
+              <w:left w:val="single" w:sz="4" w:color="B7BCC2"/>
+              <w:bottom w:val="single" w:sz="4" w:color="B7BCC2"/>
+              <w:right w:val="single" w:sz="4" w:color="B7BCC2"/>
+            </w:tcBorders>
           </w:tcPr>
           <w:p>
             <w:pPr>
-              <w:spacing w:after="0" w:before="0" w:line="240" w:lineRule="auto"/>
+              <w:spacing w:before="0" w:after="0" w:line="245" w:lineRule="auto"/>
             </w:pPr>
             <w:r/>
             <w:r>
               <w:rPr>
-                <w:rFonts w:ascii="Arial" w:hAnsi="Arial" w:eastAsia="Arial"/>
+                <w:rFonts w:ascii="Arial" w:hAnsi="Arial" w:eastAsia="Arial" w:cs="Arial"/>
                 <w:b/>
+                <w:color w:val="25282B"/>
+                <w:sz w:val="16"/>
+              </w:rPr>
+              <w:t>Okul / Kurum</w:t>
+            </w:r>
+          </w:p>
+        </w:tc>
+        <w:tc>
+          <w:tcPr>
+            <w:tcW w:type="dxa" w:w="3345"/>
+            <w:shd w:fill="FFFFFF"/>
+            <w:tcMar>
+              <w:top w:w="65" w:type="dxa"/>
+              <w:start w:w="85" w:type="dxa"/>
+              <w:bottom w:w="65" w:type="dxa"/>
+              <w:end w:w="85" w:type="dxa"/>
+            </w:tcMar>
+            <w:tcBorders>
+              <w:top w:val="single" w:sz="4" w:color="B7BCC2"/>
+              <w:left w:val="single" w:sz="4" w:color="B7BCC2"/>
+              <w:bottom w:val="single" w:sz="4" w:color="B7BCC2"/>
+              <w:right w:val="single" w:sz="4" w:color="B7BCC2"/>
+            </w:tcBorders>
+          </w:tcPr>
+          <w:p>
+            <w:pPr>
+              <w:spacing w:before="0" w:after="0" w:line="245" w:lineRule="auto"/>
+            </w:pPr>
+            <w:r/>
+            <w:r>
+              <w:rPr>
+                <w:rFonts w:ascii="Arial" w:hAnsi="Arial" w:eastAsia="Arial" w:cs="Arial"/>
+                <w:b w:val="0"/>
+                <w:color w:val="25282B"/>
+                <w:sz w:val="16"/>
+              </w:rPr>
+              <w:t>.......................................................</w:t>
+            </w:r>
+          </w:p>
+        </w:tc>
+        <w:tc>
+          <w:tcPr>
+            <w:tcW w:type="dxa" w:w="1927"/>
+            <w:shd w:fill="F1F2F3"/>
+            <w:tcMar>
+              <w:top w:w="65" w:type="dxa"/>
+              <w:start w:w="85" w:type="dxa"/>
+              <w:bottom w:w="65" w:type="dxa"/>
+              <w:end w:w="85" w:type="dxa"/>
+            </w:tcMar>
+            <w:tcBorders>
+              <w:top w:val="single" w:sz="4" w:color="B7BCC2"/>
+              <w:left w:val="single" w:sz="4" w:color="B7BCC2"/>
+              <w:bottom w:val="single" w:sz="4" w:color="B7BCC2"/>
+              <w:right w:val="single" w:sz="4" w:color="B7BCC2"/>
+            </w:tcBorders>
+          </w:tcPr>
+          <w:p>
+            <w:pPr>
+              <w:spacing w:before="0" w:after="0" w:line="245" w:lineRule="auto"/>
+            </w:pPr>
+            <w:r/>
+            <w:r>
+              <w:rPr>
+                <w:rFonts w:ascii="Arial" w:hAnsi="Arial" w:eastAsia="Arial" w:cs="Arial"/>
+                <w:b/>
+                <w:color w:val="25282B"/>
+                <w:sz w:val="16"/>
+              </w:rPr>
+              <w:t>Öğretmenin Adı Soyadı</w:t>
+            </w:r>
+          </w:p>
+        </w:tc>
+        <w:tc>
+          <w:tcPr>
+            <w:tcW w:type="dxa" w:w="3203"/>
+            <w:shd w:fill="FFFFFF"/>
+            <w:tcMar>
+              <w:top w:w="65" w:type="dxa"/>
+              <w:start w:w="85" w:type="dxa"/>
+              <w:bottom w:w="65" w:type="dxa"/>
+              <w:end w:w="85" w:type="dxa"/>
+            </w:tcMar>
+            <w:tcBorders>
+              <w:top w:val="single" w:sz="4" w:color="B7BCC2"/>
+              <w:left w:val="single" w:sz="4" w:color="B7BCC2"/>
+              <w:bottom w:val="single" w:sz="4" w:color="B7BCC2"/>
+              <w:right w:val="single" w:sz="4" w:color="B7BCC2"/>
+            </w:tcBorders>
+          </w:tcPr>
+          <w:p>
+            <w:pPr>
+              <w:spacing w:before="0" w:after="0" w:line="245" w:lineRule="auto"/>
+            </w:pPr>
+            <w:r/>
+            <w:r>
+              <w:rPr>
+                <w:rFonts w:ascii="Arial" w:hAnsi="Arial" w:eastAsia="Arial" w:cs="Arial"/>
+                <w:b w:val="0"/>
+                <w:color w:val="25282B"/>
+                <w:sz w:val="16"/>
+              </w:rPr>
+              <w:t>.......................................................</w:t>
+            </w:r>
+          </w:p>
+        </w:tc>
+      </w:tr>
+      <w:tr>
+        <w:trPr>
+          <w:cantSplit/>
+        </w:trPr>
+        <w:tc>
+          <w:tcPr>
+            <w:tcW w:type="dxa" w:w="1757"/>
+            <w:shd w:fill="F1F2F3"/>
+            <w:tcMar>
+              <w:top w:w="65" w:type="dxa"/>
+              <w:start w:w="85" w:type="dxa"/>
+              <w:bottom w:w="65" w:type="dxa"/>
+              <w:end w:w="85" w:type="dxa"/>
+            </w:tcMar>
+            <w:tcBorders>
+              <w:top w:val="single" w:sz="4" w:color="B7BCC2"/>
+              <w:left w:val="single" w:sz="4" w:color="B7BCC2"/>
+              <w:bottom w:val="single" w:sz="4" w:color="B7BCC2"/>
+              <w:right w:val="single" w:sz="4" w:color="B7BCC2"/>
+            </w:tcBorders>
+          </w:tcPr>
+          <w:p>
+            <w:pPr>
+              <w:spacing w:before="0" w:after="0" w:line="245" w:lineRule="auto"/>
+            </w:pPr>
+            <w:r/>
+            <w:r>
+              <w:rPr>
+                <w:rFonts w:ascii="Arial" w:hAnsi="Arial" w:eastAsia="Arial" w:cs="Arial"/>
+                <w:b/>
+                <w:color w:val="25282B"/>
+                <w:sz w:val="16"/>
+              </w:rPr>
+              <w:t>Sınıf / Şube</w:t>
+            </w:r>
+          </w:p>
+        </w:tc>
+        <w:tc>
+          <w:tcPr>
+            <w:tcW w:type="dxa" w:w="3345"/>
+            <w:shd w:fill="FFFFFF"/>
+            <w:tcMar>
+              <w:top w:w="65" w:type="dxa"/>
+              <w:start w:w="85" w:type="dxa"/>
+              <w:bottom w:w="65" w:type="dxa"/>
+              <w:end w:w="85" w:type="dxa"/>
+            </w:tcMar>
+            <w:tcBorders>
+              <w:top w:val="single" w:sz="4" w:color="B7BCC2"/>
+              <w:left w:val="single" w:sz="4" w:color="B7BCC2"/>
+              <w:bottom w:val="single" w:sz="4" w:color="B7BCC2"/>
+              <w:right w:val="single" w:sz="4" w:color="B7BCC2"/>
+            </w:tcBorders>
+          </w:tcPr>
+          <w:p>
+            <w:pPr>
+              <w:spacing w:before="0" w:after="0" w:line="245" w:lineRule="auto"/>
+            </w:pPr>
+            <w:r/>
+            <w:r>
+              <w:rPr>
+                <w:rFonts w:ascii="Arial" w:hAnsi="Arial" w:eastAsia="Arial" w:cs="Arial"/>
+                <w:b w:val="0"/>
+                <w:color w:val="25282B"/>
+                <w:sz w:val="16"/>
+              </w:rPr>
+              <w:t>5 / ................</w:t>
+            </w:r>
+          </w:p>
+        </w:tc>
+        <w:tc>
+          <w:tcPr>
+            <w:tcW w:type="dxa" w:w="1927"/>
+            <w:shd w:fill="F1F2F3"/>
+            <w:tcMar>
+              <w:top w:w="65" w:type="dxa"/>
+              <w:start w:w="85" w:type="dxa"/>
+              <w:bottom w:w="65" w:type="dxa"/>
+              <w:end w:w="85" w:type="dxa"/>
+            </w:tcMar>
+            <w:tcBorders>
+              <w:top w:val="single" w:sz="4" w:color="B7BCC2"/>
+              <w:left w:val="single" w:sz="4" w:color="B7BCC2"/>
+              <w:bottom w:val="single" w:sz="4" w:color="B7BCC2"/>
+              <w:right w:val="single" w:sz="4" w:color="B7BCC2"/>
+            </w:tcBorders>
+          </w:tcPr>
+          <w:p>
+            <w:pPr>
+              <w:spacing w:before="0" w:after="0" w:line="245" w:lineRule="auto"/>
+            </w:pPr>
+            <w:r/>
+            <w:r>
+              <w:rPr>
+                <w:rFonts w:ascii="Arial" w:hAnsi="Arial" w:eastAsia="Arial" w:cs="Arial"/>
+                <w:b/>
+                <w:color w:val="25282B"/>
+                <w:sz w:val="16"/>
+              </w:rPr>
+              <w:t>Plan No / Hafta</w:t>
+            </w:r>
+          </w:p>
+        </w:tc>
+        <w:tc>
+          <w:tcPr>
+            <w:tcW w:type="dxa" w:w="3203"/>
+            <w:shd w:fill="FFFFFF"/>
+            <w:tcMar>
+              <w:top w:w="65" w:type="dxa"/>
+              <w:start w:w="85" w:type="dxa"/>
+              <w:bottom w:w="65" w:type="dxa"/>
+              <w:end w:w="85" w:type="dxa"/>
+            </w:tcMar>
+            <w:tcBorders>
+              <w:top w:val="single" w:sz="4" w:color="B7BCC2"/>
+              <w:left w:val="single" w:sz="4" w:color="B7BCC2"/>
+              <w:bottom w:val="single" w:sz="4" w:color="B7BCC2"/>
+              <w:right w:val="single" w:sz="4" w:color="B7BCC2"/>
+            </w:tcBorders>
+          </w:tcPr>
+          <w:p>
+            <w:pPr>
+              <w:spacing w:before="0" w:after="0" w:line="245" w:lineRule="auto"/>
+            </w:pPr>
+            <w:r/>
+            <w:r>
+              <w:rPr>
+                <w:rFonts w:ascii="Arial" w:hAnsi="Arial" w:eastAsia="Arial" w:cs="Arial"/>
+                <w:b w:val="0"/>
+                <w:color w:val="25282B"/>
+                <w:sz w:val="16"/>
+              </w:rPr>
+              <w:t>4 / 4. Hafta</w:t>
+            </w:r>
+          </w:p>
+        </w:tc>
+      </w:tr>
+    </w:tbl>
+    <w:p>
+      <w:pPr>
+        <w:widowControl/>
+        <w:spacing w:after="0"/>
+      </w:pPr>
+    </w:p>
+    <w:tbl>
+      <w:tblPr>
+        <w:tblW w:type="auto" w:w="0"/>
+        <w:jc w:val="center"/>
+        <w:tblLayout w:type="fixed"/>
+        <w:tblLook w:firstColumn="1" w:firstRow="1" w:lastColumn="0" w:lastRow="0" w:noHBand="0" w:noVBand="1" w:val="04A0"/>
+      </w:tblPr>
+      <w:tblGrid>
+        <w:gridCol w:w="10234"/>
+      </w:tblGrid>
+      <w:tr>
+        <w:tc>
+          <w:tcPr>
+            <w:tcW w:type="dxa" w:w="10234"/>
+            <w:shd w:fill="D9D9D9"/>
+            <w:tcMar>
+              <w:top w:w="65" w:type="dxa"/>
+              <w:start w:w="100" w:type="dxa"/>
+              <w:bottom w:w="65" w:type="dxa"/>
+              <w:end w:w="100" w:type="dxa"/>
+            </w:tcMar>
+            <w:tcBorders>
+              <w:top w:val="single" w:sz="5" w:color="8F949A"/>
+              <w:left w:val="single" w:sz="5" w:color="8F949A"/>
+              <w:bottom w:val="single" w:sz="5" w:color="8F949A"/>
+              <w:right w:val="single" w:sz="5" w:color="8F949A"/>
+            </w:tcBorders>
+          </w:tcPr>
+          <w:p>
+            <w:pPr>
+              <w:spacing w:after="0"/>
+            </w:pPr>
+            <w:r>
+              <w:rPr>
+                <w:rFonts w:ascii="Arial" w:hAnsi="Arial" w:eastAsia="Arial" w:cs="Arial"/>
+                <w:b/>
+                <w:color w:val="25282B"/>
+                <w:sz w:val="18"/>
+              </w:rPr>
+              <w:t>I. BÖLÜM: DERS BİLGİSİ</w:t>
+            </w:r>
+          </w:p>
+        </w:tc>
+      </w:tr>
+    </w:tbl>
+    <w:tbl>
+      <w:tblPr>
+        <w:tblW w:type="auto" w:w="0"/>
+        <w:jc w:val="center"/>
+        <w:tblLayout w:type="fixed"/>
+        <w:tblLook w:firstColumn="1" w:firstRow="1" w:lastColumn="0" w:lastRow="0" w:noHBand="0" w:noVBand="1" w:val="04A0"/>
+      </w:tblPr>
+      <w:tblGrid>
+        <w:gridCol w:w="2523"/>
+        <w:gridCol w:w="7711"/>
+      </w:tblGrid>
+      <w:tr>
+        <w:trPr>
+          <w:cantSplit/>
+        </w:trPr>
+        <w:tc>
+          <w:tcPr>
+            <w:tcW w:type="dxa" w:w="2523"/>
+            <w:vAlign w:val="top"/>
+            <w:shd w:fill="F1F2F3"/>
+            <w:tcMar>
+              <w:top w:w="72" w:type="dxa"/>
+              <w:start w:w="95" w:type="dxa"/>
+              <w:bottom w:w="72" w:type="dxa"/>
+              <w:end w:w="95" w:type="dxa"/>
+            </w:tcMar>
+            <w:tcBorders>
+              <w:top w:val="single" w:sz="4" w:color="B7BCC2"/>
+              <w:left w:val="single" w:sz="4" w:color="B7BCC2"/>
+              <w:bottom w:val="single" w:sz="4" w:color="B7BCC2"/>
+              <w:right w:val="single" w:sz="4" w:color="B7BCC2"/>
+            </w:tcBorders>
+          </w:tcPr>
+          <w:p>
+            <w:pPr>
+              <w:spacing w:before="0" w:after="0" w:line="245" w:lineRule="auto"/>
+            </w:pPr>
+            <w:r/>
+            <w:r>
+              <w:rPr>
+                <w:rFonts w:ascii="Arial" w:hAnsi="Arial" w:eastAsia="Arial" w:cs="Arial"/>
+                <w:b/>
+                <w:color w:val="25282B"/>
                 <w:sz w:val="17"/>
               </w:rPr>
               <w:t>Dersin Adı</w:t>
@@ -96,51 +424,71 @@
         </w:tc>
         <w:tc>
           <w:tcPr>
-            <w:tcW w:type="dxa" w:w="3969"/>
-            <w:vAlign w:val="center"/>
+            <w:tcW w:type="dxa" w:w="7711"/>
+            <w:vAlign w:val="top"/>
+            <w:shd w:fill="FFFFFF"/>
             <w:tcMar>
-              <w:top w:w="55" w:type="dxa"/>
-              <w:start w:w="70" w:type="dxa"/>
-              <w:bottom w:w="55" w:type="dxa"/>
-              <w:end w:w="70" w:type="dxa"/>
+              <w:top w:w="72" w:type="dxa"/>
+              <w:start w:w="95" w:type="dxa"/>
+              <w:bottom w:w="72" w:type="dxa"/>
+              <w:end w:w="95" w:type="dxa"/>
             </w:tcMar>
+            <w:tcBorders>
+              <w:top w:val="single" w:sz="4" w:color="B7BCC2"/>
+              <w:left w:val="single" w:sz="4" w:color="B7BCC2"/>
+              <w:bottom w:val="single" w:sz="4" w:color="B7BCC2"/>
+              <w:right w:val="single" w:sz="4" w:color="B7BCC2"/>
+            </w:tcBorders>
           </w:tcPr>
           <w:p>
             <w:pPr>
-              <w:spacing w:after="0" w:before="0" w:line="240" w:lineRule="auto"/>
+              <w:spacing w:before="0" w:after="0" w:line="245" w:lineRule="auto"/>
             </w:pPr>
             <w:r/>
             <w:r>
               <w:rPr>
-                <w:rFonts w:ascii="Arial" w:hAnsi="Arial" w:eastAsia="Arial"/>
+                <w:rFonts w:ascii="Arial" w:hAnsi="Arial" w:eastAsia="Arial" w:cs="Arial"/>
                 <w:b w:val="0"/>
+                <w:color w:val="25282B"/>
                 <w:sz w:val="17"/>
               </w:rPr>
               <w:t>Bilişim Teknolojileri ve Yazılım</w:t>
             </w:r>
           </w:p>
         </w:tc>
+      </w:tr>
+      <w:tr>
+        <w:trPr>
+          <w:cantSplit/>
+        </w:trPr>
         <w:tc>
           <w:tcPr>
-            <w:tcW w:type="dxa" w:w="1361"/>
-            <w:vAlign w:val="center"/>
+            <w:tcW w:type="dxa" w:w="2523"/>
+            <w:vAlign w:val="top"/>
+            <w:shd w:fill="F1F2F3"/>
             <w:tcMar>
-              <w:top w:w="55" w:type="dxa"/>
-              <w:start w:w="70" w:type="dxa"/>
-              <w:bottom w:w="55" w:type="dxa"/>
-              <w:end w:w="70" w:type="dxa"/>
+              <w:top w:w="72" w:type="dxa"/>
+              <w:start w:w="95" w:type="dxa"/>
+              <w:bottom w:w="72" w:type="dxa"/>
+              <w:end w:w="95" w:type="dxa"/>
             </w:tcMar>
-            <w:shd w:fill="D9EAF7"/>
+            <w:tcBorders>
+              <w:top w:val="single" w:sz="4" w:color="B7BCC2"/>
+              <w:left w:val="single" w:sz="4" w:color="B7BCC2"/>
+              <w:bottom w:val="single" w:sz="4" w:color="B7BCC2"/>
+              <w:right w:val="single" w:sz="4" w:color="B7BCC2"/>
+            </w:tcBorders>
           </w:tcPr>
           <w:p>
             <w:pPr>
-              <w:spacing w:after="0" w:before="0" w:line="240" w:lineRule="auto"/>
+              <w:spacing w:before="0" w:after="0" w:line="245" w:lineRule="auto"/>
             </w:pPr>
             <w:r/>
             <w:r>
               <w:rPr>
-                <w:rFonts w:ascii="Arial" w:hAnsi="Arial" w:eastAsia="Arial"/>
+                <w:rFonts w:ascii="Arial" w:hAnsi="Arial" w:eastAsia="Arial" w:cs="Arial"/>
                 <w:b/>
+                <w:color w:val="25282B"/>
                 <w:sz w:val="17"/>
               </w:rPr>
               <w:t>Tarih / Hafta</w:t>
@@ -149,23 +497,32 @@
         </w:tc>
         <w:tc>
           <w:tcPr>
-            <w:tcW w:type="dxa" w:w="3855"/>
-            <w:vAlign w:val="center"/>
+            <w:tcW w:type="dxa" w:w="7711"/>
+            <w:vAlign w:val="top"/>
+            <w:shd w:fill="FFFFFF"/>
             <w:tcMar>
-              <w:top w:w="55" w:type="dxa"/>
-              <w:start w:w="70" w:type="dxa"/>
-              <w:bottom w:w="55" w:type="dxa"/>
-              <w:end w:w="70" w:type="dxa"/>
+              <w:top w:w="72" w:type="dxa"/>
+              <w:start w:w="95" w:type="dxa"/>
+              <w:bottom w:w="72" w:type="dxa"/>
+              <w:end w:w="95" w:type="dxa"/>
             </w:tcMar>
+            <w:tcBorders>
+              <w:top w:val="single" w:sz="4" w:color="B7BCC2"/>
+              <w:left w:val="single" w:sz="4" w:color="B7BCC2"/>
+              <w:bottom w:val="single" w:sz="4" w:color="B7BCC2"/>
+              <w:right w:val="single" w:sz="4" w:color="B7BCC2"/>
+            </w:tcBorders>
           </w:tcPr>
           <w:p>
             <w:pPr>
-              <w:spacing w:after="0" w:before="0" w:line="240" w:lineRule="auto"/>
+              <w:spacing w:before="0" w:after="0" w:line="245" w:lineRule="auto"/>
             </w:pPr>
+            <w:r/>
             <w:r>
               <w:rPr>
-                <w:rFonts w:ascii="Arial" w:hAnsi="Arial" w:eastAsia="Arial"/>
+                <w:rFonts w:ascii="Arial" w:hAnsi="Arial" w:eastAsia="Arial" w:cs="Arial"/>
                 <w:b w:val="0"/>
+                <w:color w:val="25282B"/>
                 <w:sz w:val="17"/>
               </w:rPr>
               <w:t>05 Ekim - 09 Ekim 2026 / 4. Hafta</w:t>
@@ -179,25 +536,32 @@
         </w:trPr>
         <w:tc>
           <w:tcPr>
-            <w:tcW w:type="dxa" w:w="1814"/>
-            <w:vAlign w:val="center"/>
+            <w:tcW w:type="dxa" w:w="2523"/>
+            <w:vAlign w:val="top"/>
+            <w:shd w:fill="F1F2F3"/>
             <w:tcMar>
-              <w:top w:w="55" w:type="dxa"/>
-              <w:start w:w="70" w:type="dxa"/>
-              <w:bottom w:w="55" w:type="dxa"/>
-              <w:end w:w="70" w:type="dxa"/>
+              <w:top w:w="72" w:type="dxa"/>
+              <w:start w:w="95" w:type="dxa"/>
+              <w:bottom w:w="72" w:type="dxa"/>
+              <w:end w:w="95" w:type="dxa"/>
             </w:tcMar>
-            <w:shd w:fill="D9EAF7"/>
+            <w:tcBorders>
+              <w:top w:val="single" w:sz="4" w:color="B7BCC2"/>
+              <w:left w:val="single" w:sz="4" w:color="B7BCC2"/>
+              <w:bottom w:val="single" w:sz="4" w:color="B7BCC2"/>
+              <w:right w:val="single" w:sz="4" w:color="B7BCC2"/>
+            </w:tcBorders>
           </w:tcPr>
           <w:p>
             <w:pPr>
-              <w:spacing w:after="0" w:before="0" w:line="240" w:lineRule="auto"/>
+              <w:spacing w:before="0" w:after="0" w:line="245" w:lineRule="auto"/>
             </w:pPr>
             <w:r/>
             <w:r>
               <w:rPr>
-                <w:rFonts w:ascii="Arial" w:hAnsi="Arial" w:eastAsia="Arial"/>
+                <w:rFonts w:ascii="Arial" w:hAnsi="Arial" w:eastAsia="Arial" w:cs="Arial"/>
                 <w:b/>
+                <w:color w:val="25282B"/>
                 <w:sz w:val="17"/>
               </w:rPr>
               <w:t>Sınıf</w:t>
@@ -206,51 +570,71 @@
         </w:tc>
         <w:tc>
           <w:tcPr>
-            <w:tcW w:type="dxa" w:w="3969"/>
-            <w:vAlign w:val="center"/>
+            <w:tcW w:type="dxa" w:w="7711"/>
+            <w:vAlign w:val="top"/>
+            <w:shd w:fill="FFFFFF"/>
             <w:tcMar>
-              <w:top w:w="55" w:type="dxa"/>
-              <w:start w:w="70" w:type="dxa"/>
-              <w:bottom w:w="55" w:type="dxa"/>
-              <w:end w:w="70" w:type="dxa"/>
+              <w:top w:w="72" w:type="dxa"/>
+              <w:start w:w="95" w:type="dxa"/>
+              <w:bottom w:w="72" w:type="dxa"/>
+              <w:end w:w="95" w:type="dxa"/>
             </w:tcMar>
+            <w:tcBorders>
+              <w:top w:val="single" w:sz="4" w:color="B7BCC2"/>
+              <w:left w:val="single" w:sz="4" w:color="B7BCC2"/>
+              <w:bottom w:val="single" w:sz="4" w:color="B7BCC2"/>
+              <w:right w:val="single" w:sz="4" w:color="B7BCC2"/>
+            </w:tcBorders>
           </w:tcPr>
           <w:p>
             <w:pPr>
-              <w:spacing w:after="0" w:before="0" w:line="240" w:lineRule="auto"/>
+              <w:spacing w:before="0" w:after="0" w:line="245" w:lineRule="auto"/>
             </w:pPr>
             <w:r/>
             <w:r>
               <w:rPr>
-                <w:rFonts w:ascii="Arial" w:hAnsi="Arial" w:eastAsia="Arial"/>
+                <w:rFonts w:ascii="Arial" w:hAnsi="Arial" w:eastAsia="Arial" w:cs="Arial"/>
                 <w:b w:val="0"/>
+                <w:color w:val="25282B"/>
                 <w:sz w:val="17"/>
               </w:rPr>
               <w:t>5. Sınıf</w:t>
             </w:r>
           </w:p>
         </w:tc>
+      </w:tr>
+      <w:tr>
+        <w:trPr>
+          <w:cantSplit/>
+        </w:trPr>
         <w:tc>
           <w:tcPr>
-            <w:tcW w:type="dxa" w:w="1361"/>
-            <w:vAlign w:val="center"/>
+            <w:tcW w:type="dxa" w:w="2523"/>
+            <w:vAlign w:val="top"/>
+            <w:shd w:fill="F1F2F3"/>
             <w:tcMar>
-              <w:top w:w="55" w:type="dxa"/>
-              <w:start w:w="70" w:type="dxa"/>
-              <w:bottom w:w="55" w:type="dxa"/>
-              <w:end w:w="70" w:type="dxa"/>
+              <w:top w:w="72" w:type="dxa"/>
+              <w:start w:w="95" w:type="dxa"/>
+              <w:bottom w:w="72" w:type="dxa"/>
+              <w:end w:w="95" w:type="dxa"/>
             </w:tcMar>
-            <w:shd w:fill="D9EAF7"/>
+            <w:tcBorders>
+              <w:top w:val="single" w:sz="4" w:color="B7BCC2"/>
+              <w:left w:val="single" w:sz="4" w:color="B7BCC2"/>
+              <w:bottom w:val="single" w:sz="4" w:color="B7BCC2"/>
+              <w:right w:val="single" w:sz="4" w:color="B7BCC2"/>
+            </w:tcBorders>
           </w:tcPr>
           <w:p>
             <w:pPr>
-              <w:spacing w:after="0" w:before="0" w:line="240" w:lineRule="auto"/>
+              <w:spacing w:before="0" w:after="0" w:line="245" w:lineRule="auto"/>
             </w:pPr>
             <w:r/>
             <w:r>
               <w:rPr>
-                <w:rFonts w:ascii="Arial" w:hAnsi="Arial" w:eastAsia="Arial"/>
+                <w:rFonts w:ascii="Arial" w:hAnsi="Arial" w:eastAsia="Arial" w:cs="Arial"/>
                 <w:b/>
+                <w:color w:val="25282B"/>
                 <w:sz w:val="17"/>
               </w:rPr>
               <w:t>Süre</w:t>
@@ -259,23 +643,32 @@
         </w:tc>
         <w:tc>
           <w:tcPr>
-            <w:tcW w:type="dxa" w:w="3855"/>
-            <w:vAlign w:val="center"/>
+            <w:tcW w:type="dxa" w:w="7711"/>
+            <w:vAlign w:val="top"/>
+            <w:shd w:fill="FFFFFF"/>
             <w:tcMar>
-              <w:top w:w="55" w:type="dxa"/>
-              <w:start w:w="70" w:type="dxa"/>
-              <w:bottom w:w="55" w:type="dxa"/>
-              <w:end w:w="70" w:type="dxa"/>
+              <w:top w:w="72" w:type="dxa"/>
+              <w:start w:w="95" w:type="dxa"/>
+              <w:bottom w:w="72" w:type="dxa"/>
+              <w:end w:w="95" w:type="dxa"/>
             </w:tcMar>
+            <w:tcBorders>
+              <w:top w:val="single" w:sz="4" w:color="B7BCC2"/>
+              <w:left w:val="single" w:sz="4" w:color="B7BCC2"/>
+              <w:bottom w:val="single" w:sz="4" w:color="B7BCC2"/>
+              <w:right w:val="single" w:sz="4" w:color="B7BCC2"/>
+            </w:tcBorders>
           </w:tcPr>
           <w:p>
             <w:pPr>
-              <w:spacing w:after="0" w:before="0" w:line="240" w:lineRule="auto"/>
+              <w:spacing w:before="0" w:after="0" w:line="245" w:lineRule="auto"/>
             </w:pPr>
+            <w:r/>
             <w:r>
               <w:rPr>
-                <w:rFonts w:ascii="Arial" w:hAnsi="Arial" w:eastAsia="Arial"/>
+                <w:rFonts w:ascii="Arial" w:hAnsi="Arial" w:eastAsia="Arial" w:cs="Arial"/>
                 <w:b w:val="0"/>
+                <w:color w:val="25282B"/>
                 <w:sz w:val="17"/>
               </w:rPr>
               <w:t>2 ders saati (80 dakika)</w:t>
@@ -289,25 +682,32 @@
         </w:trPr>
         <w:tc>
           <w:tcPr>
-            <w:tcW w:type="dxa" w:w="1814"/>
-            <w:vAlign w:val="center"/>
+            <w:tcW w:type="dxa" w:w="2523"/>
+            <w:vAlign w:val="top"/>
+            <w:shd w:fill="F1F2F3"/>
             <w:tcMar>
-              <w:top w:w="55" w:type="dxa"/>
-              <w:start w:w="70" w:type="dxa"/>
-              <w:bottom w:w="55" w:type="dxa"/>
-              <w:end w:w="70" w:type="dxa"/>
+              <w:top w:w="72" w:type="dxa"/>
+              <w:start w:w="95" w:type="dxa"/>
+              <w:bottom w:w="72" w:type="dxa"/>
+              <w:end w:w="95" w:type="dxa"/>
             </w:tcMar>
-            <w:shd w:fill="D9EAF7"/>
+            <w:tcBorders>
+              <w:top w:val="single" w:sz="4" w:color="B7BCC2"/>
+              <w:left w:val="single" w:sz="4" w:color="B7BCC2"/>
+              <w:bottom w:val="single" w:sz="4" w:color="B7BCC2"/>
+              <w:right w:val="single" w:sz="4" w:color="B7BCC2"/>
+            </w:tcBorders>
           </w:tcPr>
           <w:p>
             <w:pPr>
-              <w:spacing w:after="0" w:before="0" w:line="240" w:lineRule="auto"/>
+              <w:spacing w:before="0" w:after="0" w:line="245" w:lineRule="auto"/>
             </w:pPr>
             <w:r/>
             <w:r>
               <w:rPr>
-                <w:rFonts w:ascii="Arial" w:hAnsi="Arial" w:eastAsia="Arial"/>
+                <w:rFonts w:ascii="Arial" w:hAnsi="Arial" w:eastAsia="Arial" w:cs="Arial"/>
                 <w:b/>
+                <w:color w:val="25282B"/>
                 <w:sz w:val="17"/>
               </w:rPr>
               <w:t>Tema / Ünite</w:t>
@@ -316,25 +716,32 @@
         </w:tc>
         <w:tc>
           <w:tcPr>
-            <w:tcW w:type="dxa" w:w="9185"/>
-            <w:vAlign w:val="center"/>
-            <w:gridSpan w:val="3"/>
+            <w:tcW w:type="dxa" w:w="7711"/>
+            <w:vAlign w:val="top"/>
+            <w:shd w:fill="FFFFFF"/>
             <w:tcMar>
-              <w:top w:w="55" w:type="dxa"/>
-              <w:start w:w="70" w:type="dxa"/>
-              <w:bottom w:w="55" w:type="dxa"/>
-              <w:end w:w="70" w:type="dxa"/>
+              <w:top w:w="72" w:type="dxa"/>
+              <w:start w:w="95" w:type="dxa"/>
+              <w:bottom w:w="72" w:type="dxa"/>
+              <w:end w:w="95" w:type="dxa"/>
             </w:tcMar>
+            <w:tcBorders>
+              <w:top w:val="single" w:sz="4" w:color="B7BCC2"/>
+              <w:left w:val="single" w:sz="4" w:color="B7BCC2"/>
+              <w:bottom w:val="single" w:sz="4" w:color="B7BCC2"/>
+              <w:right w:val="single" w:sz="4" w:color="B7BCC2"/>
+            </w:tcBorders>
           </w:tcPr>
           <w:p>
             <w:pPr>
-              <w:spacing w:after="0" w:before="0" w:line="240" w:lineRule="auto"/>
+              <w:spacing w:before="0" w:after="0" w:line="245" w:lineRule="auto"/>
             </w:pPr>
             <w:r/>
             <w:r>
               <w:rPr>
-                <w:rFonts w:ascii="Arial" w:hAnsi="Arial" w:eastAsia="Arial"/>
+                <w:rFonts w:ascii="Arial" w:hAnsi="Arial" w:eastAsia="Arial" w:cs="Arial"/>
                 <w:b w:val="0"/>
+                <w:color w:val="25282B"/>
                 <w:sz w:val="17"/>
               </w:rPr>
               <w:t>Bilişim Teknolojilerinin Hayatımızdaki Yeri</w:t>
@@ -348,25 +755,32 @@
         </w:trPr>
         <w:tc>
           <w:tcPr>
-            <w:tcW w:type="dxa" w:w="1814"/>
-            <w:vAlign w:val="center"/>
+            <w:tcW w:type="dxa" w:w="2523"/>
+            <w:vAlign w:val="top"/>
+            <w:shd w:fill="F1F2F3"/>
             <w:tcMar>
-              <w:top w:w="55" w:type="dxa"/>
-              <w:start w:w="70" w:type="dxa"/>
-              <w:bottom w:w="55" w:type="dxa"/>
-              <w:end w:w="70" w:type="dxa"/>
+              <w:top w:w="72" w:type="dxa"/>
+              <w:start w:w="95" w:type="dxa"/>
+              <w:bottom w:w="72" w:type="dxa"/>
+              <w:end w:w="95" w:type="dxa"/>
             </w:tcMar>
-            <w:shd w:fill="D9EAF7"/>
+            <w:tcBorders>
+              <w:top w:val="single" w:sz="4" w:color="B7BCC2"/>
+              <w:left w:val="single" w:sz="4" w:color="B7BCC2"/>
+              <w:bottom w:val="single" w:sz="4" w:color="B7BCC2"/>
+              <w:right w:val="single" w:sz="4" w:color="B7BCC2"/>
+            </w:tcBorders>
           </w:tcPr>
           <w:p>
             <w:pPr>
-              <w:spacing w:after="0" w:before="0" w:line="240" w:lineRule="auto"/>
+              <w:spacing w:before="0" w:after="0" w:line="245" w:lineRule="auto"/>
             </w:pPr>
             <w:r/>
             <w:r>
               <w:rPr>
-                <w:rFonts w:ascii="Arial" w:hAnsi="Arial" w:eastAsia="Arial"/>
+                <w:rFonts w:ascii="Arial" w:hAnsi="Arial" w:eastAsia="Arial" w:cs="Arial"/>
                 <w:b/>
+                <w:color w:val="25282B"/>
                 <w:sz w:val="17"/>
               </w:rPr>
               <w:t>İçerik Çerçevesi (Konu)</w:t>
@@ -375,24 +789,32 @@
         </w:tc>
         <w:tc>
           <w:tcPr>
-            <w:tcW w:type="dxa" w:w="9185"/>
-            <w:vAlign w:val="center"/>
-            <w:gridSpan w:val="3"/>
+            <w:tcW w:type="dxa" w:w="7711"/>
+            <w:vAlign w:val="top"/>
+            <w:shd w:fill="FFFFFF"/>
             <w:tcMar>
-              <w:top w:w="55" w:type="dxa"/>
-              <w:start w:w="70" w:type="dxa"/>
-              <w:bottom w:w="55" w:type="dxa"/>
-              <w:end w:w="70" w:type="dxa"/>
+              <w:top w:w="72" w:type="dxa"/>
+              <w:start w:w="95" w:type="dxa"/>
+              <w:bottom w:w="72" w:type="dxa"/>
+              <w:end w:w="95" w:type="dxa"/>
             </w:tcMar>
+            <w:tcBorders>
+              <w:top w:val="single" w:sz="4" w:color="B7BCC2"/>
+              <w:left w:val="single" w:sz="4" w:color="B7BCC2"/>
+              <w:bottom w:val="single" w:sz="4" w:color="B7BCC2"/>
+              <w:right w:val="single" w:sz="4" w:color="B7BCC2"/>
+            </w:tcBorders>
           </w:tcPr>
           <w:p>
             <w:pPr>
-              <w:spacing w:after="0" w:before="0" w:line="240" w:lineRule="auto"/>
+              <w:spacing w:before="0" w:after="0" w:line="245" w:lineRule="auto"/>
             </w:pPr>
+            <w:r/>
             <w:r>
               <w:rPr>
-                <w:rFonts w:ascii="Arial" w:hAnsi="Arial" w:eastAsia="Arial"/>
+                <w:rFonts w:ascii="Arial" w:hAnsi="Arial" w:eastAsia="Arial" w:cs="Arial"/>
                 <w:b w:val="0"/>
+                <w:color w:val="25282B"/>
                 <w:sz w:val="17"/>
               </w:rPr>
               <w:t>Dijital Vatandaşlık Uygulamaları</w:t>
@@ -406,25 +828,32 @@
         </w:trPr>
         <w:tc>
           <w:tcPr>
-            <w:tcW w:type="dxa" w:w="1814"/>
-            <w:vAlign w:val="center"/>
+            <w:tcW w:type="dxa" w:w="2523"/>
+            <w:vAlign w:val="top"/>
+            <w:shd w:fill="F1F2F3"/>
             <w:tcMar>
-              <w:top w:w="55" w:type="dxa"/>
-              <w:start w:w="70" w:type="dxa"/>
-              <w:bottom w:w="55" w:type="dxa"/>
-              <w:end w:w="70" w:type="dxa"/>
+              <w:top w:w="72" w:type="dxa"/>
+              <w:start w:w="95" w:type="dxa"/>
+              <w:bottom w:w="72" w:type="dxa"/>
+              <w:end w:w="95" w:type="dxa"/>
             </w:tcMar>
-            <w:shd w:fill="D9EAF7"/>
+            <w:tcBorders>
+              <w:top w:val="single" w:sz="4" w:color="B7BCC2"/>
+              <w:left w:val="single" w:sz="4" w:color="B7BCC2"/>
+              <w:bottom w:val="single" w:sz="4" w:color="B7BCC2"/>
+              <w:right w:val="single" w:sz="4" w:color="B7BCC2"/>
+            </w:tcBorders>
           </w:tcPr>
           <w:p>
             <w:pPr>
-              <w:spacing w:after="0" w:before="0" w:line="240" w:lineRule="auto"/>
+              <w:spacing w:before="0" w:after="0" w:line="245" w:lineRule="auto"/>
             </w:pPr>
             <w:r/>
             <w:r>
               <w:rPr>
-                <w:rFonts w:ascii="Arial" w:hAnsi="Arial" w:eastAsia="Arial"/>
+                <w:rFonts w:ascii="Arial" w:hAnsi="Arial" w:eastAsia="Arial" w:cs="Arial"/>
                 <w:b/>
+                <w:color w:val="25282B"/>
                 <w:sz w:val="17"/>
               </w:rPr>
               <w:t>Alan Becerileri</w:t>
@@ -433,25 +862,32 @@
         </w:tc>
         <w:tc>
           <w:tcPr>
-            <w:tcW w:type="dxa" w:w="9185"/>
-            <w:vAlign w:val="center"/>
-            <w:gridSpan w:val="3"/>
+            <w:tcW w:type="dxa" w:w="7711"/>
+            <w:vAlign w:val="top"/>
+            <w:shd w:fill="FFFFFF"/>
             <w:tcMar>
-              <w:top w:w="55" w:type="dxa"/>
-              <w:start w:w="70" w:type="dxa"/>
-              <w:bottom w:w="55" w:type="dxa"/>
-              <w:end w:w="70" w:type="dxa"/>
+              <w:top w:w="72" w:type="dxa"/>
+              <w:start w:w="95" w:type="dxa"/>
+              <w:bottom w:w="72" w:type="dxa"/>
+              <w:end w:w="95" w:type="dxa"/>
             </w:tcMar>
+            <w:tcBorders>
+              <w:top w:val="single" w:sz="4" w:color="B7BCC2"/>
+              <w:left w:val="single" w:sz="4" w:color="B7BCC2"/>
+              <w:bottom w:val="single" w:sz="4" w:color="B7BCC2"/>
+              <w:right w:val="single" w:sz="4" w:color="B7BCC2"/>
+            </w:tcBorders>
           </w:tcPr>
           <w:p>
             <w:pPr>
-              <w:spacing w:after="0" w:before="0" w:line="240" w:lineRule="auto"/>
+              <w:spacing w:before="0" w:after="0" w:line="245" w:lineRule="auto"/>
             </w:pPr>
             <w:r/>
             <w:r>
               <w:rPr>
-                <w:rFonts w:ascii="Arial" w:hAnsi="Arial" w:eastAsia="Arial"/>
+                <w:rFonts w:ascii="Arial" w:hAnsi="Arial" w:eastAsia="Arial" w:cs="Arial"/>
                 <w:b w:val="0"/>
+                <w:color w:val="25282B"/>
                 <w:sz w:val="17"/>
               </w:rPr>
               <w:t>BTYAB1. Bilişim Teknolojileri Kullanma</w:t>
@@ -465,25 +901,32 @@
         </w:trPr>
         <w:tc>
           <w:tcPr>
-            <w:tcW w:type="dxa" w:w="1814"/>
-            <w:vAlign w:val="center"/>
+            <w:tcW w:type="dxa" w:w="2523"/>
+            <w:vAlign w:val="top"/>
+            <w:shd w:fill="F1F2F3"/>
             <w:tcMar>
-              <w:top w:w="55" w:type="dxa"/>
-              <w:start w:w="70" w:type="dxa"/>
-              <w:bottom w:w="55" w:type="dxa"/>
-              <w:end w:w="70" w:type="dxa"/>
+              <w:top w:w="72" w:type="dxa"/>
+              <w:start w:w="95" w:type="dxa"/>
+              <w:bottom w:w="72" w:type="dxa"/>
+              <w:end w:w="95" w:type="dxa"/>
             </w:tcMar>
-            <w:shd w:fill="D9EAF7"/>
+            <w:tcBorders>
+              <w:top w:val="single" w:sz="4" w:color="B7BCC2"/>
+              <w:left w:val="single" w:sz="4" w:color="B7BCC2"/>
+              <w:bottom w:val="single" w:sz="4" w:color="B7BCC2"/>
+              <w:right w:val="single" w:sz="4" w:color="B7BCC2"/>
+            </w:tcBorders>
           </w:tcPr>
           <w:p>
             <w:pPr>
-              <w:spacing w:after="0" w:before="0" w:line="240" w:lineRule="auto"/>
+              <w:spacing w:before="0" w:after="0" w:line="245" w:lineRule="auto"/>
             </w:pPr>
             <w:r/>
             <w:r>
               <w:rPr>
-                <w:rFonts w:ascii="Arial" w:hAnsi="Arial" w:eastAsia="Arial"/>
+                <w:rFonts w:ascii="Arial" w:hAnsi="Arial" w:eastAsia="Arial" w:cs="Arial"/>
                 <w:b/>
+                <w:color w:val="25282B"/>
                 <w:sz w:val="17"/>
               </w:rPr>
               <w:t>Kavramsal Beceriler</w:t>
@@ -492,24 +935,32 @@
         </w:tc>
         <w:tc>
           <w:tcPr>
-            <w:tcW w:type="dxa" w:w="9185"/>
-            <w:vAlign w:val="center"/>
-            <w:gridSpan w:val="3"/>
+            <w:tcW w:type="dxa" w:w="7711"/>
+            <w:vAlign w:val="top"/>
+            <w:shd w:fill="FFFFFF"/>
             <w:tcMar>
-              <w:top w:w="55" w:type="dxa"/>
-              <w:start w:w="70" w:type="dxa"/>
-              <w:bottom w:w="55" w:type="dxa"/>
-              <w:end w:w="70" w:type="dxa"/>
+              <w:top w:w="72" w:type="dxa"/>
+              <w:start w:w="95" w:type="dxa"/>
+              <w:bottom w:w="72" w:type="dxa"/>
+              <w:end w:w="95" w:type="dxa"/>
             </w:tcMar>
+            <w:tcBorders>
+              <w:top w:val="single" w:sz="4" w:color="B7BCC2"/>
+              <w:left w:val="single" w:sz="4" w:color="B7BCC2"/>
+              <w:bottom w:val="single" w:sz="4" w:color="B7BCC2"/>
+              <w:right w:val="single" w:sz="4" w:color="B7BCC2"/>
+            </w:tcBorders>
           </w:tcPr>
           <w:p>
             <w:pPr>
-              <w:spacing w:after="0" w:before="0" w:line="240" w:lineRule="auto"/>
+              <w:spacing w:before="0" w:after="0" w:line="245" w:lineRule="auto"/>
             </w:pPr>
+            <w:r/>
             <w:r>
               <w:rPr>
-                <w:rFonts w:ascii="Arial" w:hAnsi="Arial" w:eastAsia="Arial"/>
+                <w:rFonts w:ascii="Arial" w:hAnsi="Arial" w:eastAsia="Arial" w:cs="Arial"/>
                 <w:b w:val="0"/>
+                <w:color w:val="25282B"/>
                 <w:sz w:val="17"/>
               </w:rPr>
               <w:t>Tema düzeyi: KB2.3. Özetleme, KB2.4. Çözümleme, KB2.8. Sorgulama. Bu hafta sınıflandırma ölçütü oluşturma, ilişkilendirme ve sorgulama öne çıkar.</w:t>
@@ -523,25 +974,32 @@
         </w:trPr>
         <w:tc>
           <w:tcPr>
-            <w:tcW w:type="dxa" w:w="1814"/>
-            <w:vAlign w:val="center"/>
+            <w:tcW w:type="dxa" w:w="2523"/>
+            <w:vAlign w:val="top"/>
+            <w:shd w:fill="F1F2F3"/>
             <w:tcMar>
-              <w:top w:w="55" w:type="dxa"/>
-              <w:start w:w="70" w:type="dxa"/>
-              <w:bottom w:w="55" w:type="dxa"/>
-              <w:end w:w="70" w:type="dxa"/>
+              <w:top w:w="72" w:type="dxa"/>
+              <w:start w:w="95" w:type="dxa"/>
+              <w:bottom w:w="72" w:type="dxa"/>
+              <w:end w:w="95" w:type="dxa"/>
             </w:tcMar>
-            <w:shd w:fill="D9EAF7"/>
+            <w:tcBorders>
+              <w:top w:val="single" w:sz="4" w:color="B7BCC2"/>
+              <w:left w:val="single" w:sz="4" w:color="B7BCC2"/>
+              <w:bottom w:val="single" w:sz="4" w:color="B7BCC2"/>
+              <w:right w:val="single" w:sz="4" w:color="B7BCC2"/>
+            </w:tcBorders>
           </w:tcPr>
           <w:p>
             <w:pPr>
-              <w:spacing w:after="0" w:before="0" w:line="240" w:lineRule="auto"/>
+              <w:spacing w:before="0" w:after="0" w:line="245" w:lineRule="auto"/>
             </w:pPr>
             <w:r/>
             <w:r>
               <w:rPr>
-                <w:rFonts w:ascii="Arial" w:hAnsi="Arial" w:eastAsia="Arial"/>
+                <w:rFonts w:ascii="Arial" w:hAnsi="Arial" w:eastAsia="Arial" w:cs="Arial"/>
                 <w:b/>
+                <w:color w:val="25282B"/>
                 <w:sz w:val="17"/>
               </w:rPr>
               <w:t>Eğilimler</w:t>
@@ -550,24 +1008,32 @@
         </w:tc>
         <w:tc>
           <w:tcPr>
-            <w:tcW w:type="dxa" w:w="9185"/>
-            <w:vAlign w:val="center"/>
-            <w:gridSpan w:val="3"/>
+            <w:tcW w:type="dxa" w:w="7711"/>
+            <w:vAlign w:val="top"/>
+            <w:shd w:fill="FFFFFF"/>
             <w:tcMar>
-              <w:top w:w="55" w:type="dxa"/>
-              <w:start w:w="70" w:type="dxa"/>
-              <w:bottom w:w="55" w:type="dxa"/>
-              <w:end w:w="70" w:type="dxa"/>
+              <w:top w:w="72" w:type="dxa"/>
+              <w:start w:w="95" w:type="dxa"/>
+              <w:bottom w:w="72" w:type="dxa"/>
+              <w:end w:w="95" w:type="dxa"/>
             </w:tcMar>
+            <w:tcBorders>
+              <w:top w:val="single" w:sz="4" w:color="B7BCC2"/>
+              <w:left w:val="single" w:sz="4" w:color="B7BCC2"/>
+              <w:bottom w:val="single" w:sz="4" w:color="B7BCC2"/>
+              <w:right w:val="single" w:sz="4" w:color="B7BCC2"/>
+            </w:tcBorders>
           </w:tcPr>
           <w:p>
             <w:pPr>
-              <w:spacing w:after="0" w:before="0" w:line="240" w:lineRule="auto"/>
+              <w:spacing w:before="0" w:after="0" w:line="245" w:lineRule="auto"/>
             </w:pPr>
+            <w:r/>
             <w:r>
               <w:rPr>
-                <w:rFonts w:ascii="Arial" w:hAnsi="Arial" w:eastAsia="Arial"/>
+                <w:rFonts w:ascii="Arial" w:hAnsi="Arial" w:eastAsia="Arial" w:cs="Arial"/>
                 <w:b w:val="0"/>
+                <w:color w:val="25282B"/>
                 <w:sz w:val="17"/>
               </w:rPr>
               <w:t>E2.2. Sorumluluk, E3.5. Açık Fikirlilik, E3.8. Soru Sorma</w:t>
@@ -581,25 +1047,32 @@
         </w:trPr>
         <w:tc>
           <w:tcPr>
-            <w:tcW w:type="dxa" w:w="1814"/>
-            <w:vAlign w:val="center"/>
+            <w:tcW w:type="dxa" w:w="2523"/>
+            <w:vAlign w:val="top"/>
+            <w:shd w:fill="F1F2F3"/>
             <w:tcMar>
-              <w:top w:w="55" w:type="dxa"/>
-              <w:start w:w="70" w:type="dxa"/>
-              <w:bottom w:w="55" w:type="dxa"/>
-              <w:end w:w="70" w:type="dxa"/>
+              <w:top w:w="72" w:type="dxa"/>
+              <w:start w:w="95" w:type="dxa"/>
+              <w:bottom w:w="72" w:type="dxa"/>
+              <w:end w:w="95" w:type="dxa"/>
             </w:tcMar>
-            <w:shd w:fill="D9EAF7"/>
+            <w:tcBorders>
+              <w:top w:val="single" w:sz="4" w:color="B7BCC2"/>
+              <w:left w:val="single" w:sz="4" w:color="B7BCC2"/>
+              <w:bottom w:val="single" w:sz="4" w:color="B7BCC2"/>
+              <w:right w:val="single" w:sz="4" w:color="B7BCC2"/>
+            </w:tcBorders>
           </w:tcPr>
           <w:p>
             <w:pPr>
-              <w:spacing w:after="0" w:before="0" w:line="240" w:lineRule="auto"/>
+              <w:spacing w:before="0" w:after="0" w:line="245" w:lineRule="auto"/>
             </w:pPr>
             <w:r/>
             <w:r>
               <w:rPr>
-                <w:rFonts w:ascii="Arial" w:hAnsi="Arial" w:eastAsia="Arial"/>
+                <w:rFonts w:ascii="Arial" w:hAnsi="Arial" w:eastAsia="Arial" w:cs="Arial"/>
                 <w:b/>
+                <w:color w:val="25282B"/>
                 <w:sz w:val="17"/>
               </w:rPr>
               <w:t>Anahtar Kavramlar</w:t>
@@ -608,24 +1081,32 @@
         </w:tc>
         <w:tc>
           <w:tcPr>
-            <w:tcW w:type="dxa" w:w="9185"/>
-            <w:vAlign w:val="center"/>
-            <w:gridSpan w:val="3"/>
+            <w:tcW w:type="dxa" w:w="7711"/>
+            <w:vAlign w:val="top"/>
+            <w:shd w:fill="FFFFFF"/>
             <w:tcMar>
-              <w:top w:w="55" w:type="dxa"/>
-              <w:start w:w="70" w:type="dxa"/>
-              <w:bottom w:w="55" w:type="dxa"/>
-              <w:end w:w="70" w:type="dxa"/>
+              <w:top w:w="72" w:type="dxa"/>
+              <w:start w:w="95" w:type="dxa"/>
+              <w:bottom w:w="72" w:type="dxa"/>
+              <w:end w:w="95" w:type="dxa"/>
             </w:tcMar>
+            <w:tcBorders>
+              <w:top w:val="single" w:sz="4" w:color="B7BCC2"/>
+              <w:left w:val="single" w:sz="4" w:color="B7BCC2"/>
+              <w:bottom w:val="single" w:sz="4" w:color="B7BCC2"/>
+              <w:right w:val="single" w:sz="4" w:color="B7BCC2"/>
+            </w:tcBorders>
           </w:tcPr>
           <w:p>
             <w:pPr>
-              <w:spacing w:after="0" w:before="0" w:line="240" w:lineRule="auto"/>
+              <w:spacing w:before="0" w:after="0" w:line="245" w:lineRule="auto"/>
             </w:pPr>
+            <w:r/>
             <w:r>
               <w:rPr>
-                <w:rFonts w:ascii="Arial" w:hAnsi="Arial" w:eastAsia="Arial"/>
+                <w:rFonts w:ascii="Arial" w:hAnsi="Arial" w:eastAsia="Arial" w:cs="Arial"/>
                 <w:b w:val="0"/>
+                <w:color w:val="25282B"/>
                 <w:sz w:val="17"/>
               </w:rPr>
               <w:t>dijital kimlik, dijital ayak izi, dijital vatandaşlık, mahremiyet, sosyal medya, dijital etik</w:t>
@@ -639,25 +1120,32 @@
         </w:trPr>
         <w:tc>
           <w:tcPr>
-            <w:tcW w:type="dxa" w:w="1814"/>
-            <w:vAlign w:val="center"/>
+            <w:tcW w:type="dxa" w:w="2523"/>
+            <w:vAlign w:val="top"/>
+            <w:shd w:fill="F1F2F3"/>
             <w:tcMar>
-              <w:top w:w="55" w:type="dxa"/>
-              <w:start w:w="70" w:type="dxa"/>
-              <w:bottom w:w="55" w:type="dxa"/>
-              <w:end w:w="70" w:type="dxa"/>
+              <w:top w:w="72" w:type="dxa"/>
+              <w:start w:w="95" w:type="dxa"/>
+              <w:bottom w:w="72" w:type="dxa"/>
+              <w:end w:w="95" w:type="dxa"/>
             </w:tcMar>
-            <w:shd w:fill="D9EAF7"/>
+            <w:tcBorders>
+              <w:top w:val="single" w:sz="4" w:color="B7BCC2"/>
+              <w:left w:val="single" w:sz="4" w:color="B7BCC2"/>
+              <w:bottom w:val="single" w:sz="4" w:color="B7BCC2"/>
+              <w:right w:val="single" w:sz="4" w:color="B7BCC2"/>
+            </w:tcBorders>
           </w:tcPr>
           <w:p>
             <w:pPr>
-              <w:spacing w:after="0" w:before="0" w:line="240" w:lineRule="auto"/>
+              <w:spacing w:before="0" w:after="0" w:line="245" w:lineRule="auto"/>
             </w:pPr>
             <w:r/>
             <w:r>
               <w:rPr>
-                <w:rFonts w:ascii="Arial" w:hAnsi="Arial" w:eastAsia="Arial"/>
+                <w:rFonts w:ascii="Arial" w:hAnsi="Arial" w:eastAsia="Arial" w:cs="Arial"/>
                 <w:b/>
+                <w:color w:val="25282B"/>
                 <w:sz w:val="17"/>
               </w:rPr>
               <w:t>Öğrenme Çıktısı ve</w:t>
@@ -668,24 +1156,32 @@
         </w:tc>
         <w:tc>
           <w:tcPr>
-            <w:tcW w:type="dxa" w:w="9185"/>
-            <w:vAlign w:val="center"/>
-            <w:gridSpan w:val="3"/>
+            <w:tcW w:type="dxa" w:w="7711"/>
+            <w:vAlign w:val="top"/>
+            <w:shd w:fill="FFFFFF"/>
             <w:tcMar>
-              <w:top w:w="55" w:type="dxa"/>
-              <w:start w:w="70" w:type="dxa"/>
-              <w:bottom w:w="55" w:type="dxa"/>
-              <w:end w:w="70" w:type="dxa"/>
+              <w:top w:w="72" w:type="dxa"/>
+              <w:start w:w="95" w:type="dxa"/>
+              <w:bottom w:w="72" w:type="dxa"/>
+              <w:end w:w="95" w:type="dxa"/>
             </w:tcMar>
+            <w:tcBorders>
+              <w:top w:val="single" w:sz="4" w:color="B7BCC2"/>
+              <w:left w:val="single" w:sz="4" w:color="B7BCC2"/>
+              <w:bottom w:val="single" w:sz="4" w:color="B7BCC2"/>
+              <w:right w:val="single" w:sz="4" w:color="B7BCC2"/>
+            </w:tcBorders>
           </w:tcPr>
           <w:p>
             <w:pPr>
-              <w:spacing w:before="0" w:after="0" w:line="240" w:lineRule="auto"/>
+              <w:spacing w:before="0" w:after="22" w:line="245" w:lineRule="auto"/>
             </w:pPr>
+            <w:r/>
             <w:r>
               <w:rPr>
-                <w:rFonts w:ascii="Arial" w:hAnsi="Arial" w:eastAsia="Arial"/>
-                <w:b w:val="0"/>
+                <w:rFonts w:ascii="Arial" w:hAnsi="Arial" w:eastAsia="Arial" w:cs="Arial"/>
+                <w:b/>
+                <w:color w:val="25282B"/>
                 <w:sz w:val="17"/>
               </w:rPr>
               <w:t>BTY.5.1.3. Dijital vatandaşlık uygulamalarını sınıflandırabilme</w:t>
@@ -693,12 +1189,13 @@
           </w:p>
           <w:p>
             <w:pPr>
-              <w:spacing w:before="0" w:after="0" w:line="240" w:lineRule="auto"/>
+              <w:spacing w:before="0" w:after="22" w:line="245" w:lineRule="auto"/>
             </w:pPr>
             <w:r>
               <w:rPr>
-                <w:rFonts w:ascii="Arial" w:hAnsi="Arial" w:eastAsia="Arial"/>
+                <w:rFonts w:ascii="Arial" w:hAnsi="Arial" w:eastAsia="Arial" w:cs="Arial"/>
                 <w:b w:val="0"/>
+                <w:color w:val="25282B"/>
                 <w:sz w:val="17"/>
               </w:rPr>
               <w:t>a) Dijital kimlik kavramını belirler.</w:t>
@@ -706,12 +1203,13 @@
           </w:p>
           <w:p>
             <w:pPr>
-              <w:spacing w:before="0" w:after="0" w:line="240" w:lineRule="auto"/>
+              <w:spacing w:before="0" w:after="22" w:line="245" w:lineRule="auto"/>
             </w:pPr>
             <w:r>
               <w:rPr>
-                <w:rFonts w:ascii="Arial" w:hAnsi="Arial" w:eastAsia="Arial"/>
+                <w:rFonts w:ascii="Arial" w:hAnsi="Arial" w:eastAsia="Arial" w:cs="Arial"/>
                 <w:b w:val="0"/>
+                <w:color w:val="25282B"/>
                 <w:sz w:val="17"/>
               </w:rPr>
               <w:t>b) Dijital ayak izinin etkilerini bilişim teknolojilerinin kullanım alanları ile ilişkilendirir.</w:t>
@@ -719,12 +1217,13 @@
           </w:p>
           <w:p>
             <w:pPr>
-              <w:spacing w:before="0" w:after="0" w:line="240" w:lineRule="auto"/>
+              <w:spacing w:before="0" w:after="22" w:line="245" w:lineRule="auto"/>
             </w:pPr>
             <w:r>
               <w:rPr>
-                <w:rFonts w:ascii="Arial" w:hAnsi="Arial" w:eastAsia="Arial"/>
+                <w:rFonts w:ascii="Arial" w:hAnsi="Arial" w:eastAsia="Arial" w:cs="Arial"/>
                 <w:b w:val="0"/>
+                <w:color w:val="25282B"/>
                 <w:sz w:val="17"/>
               </w:rPr>
               <w:t>c) Dijital vatandaşlık uygulamalarını kullanım alanlarına göre gruplandırır.</w:t>
@@ -738,25 +1237,32 @@
         </w:trPr>
         <w:tc>
           <w:tcPr>
-            <w:tcW w:type="dxa" w:w="1814"/>
-            <w:vAlign w:val="center"/>
+            <w:tcW w:type="dxa" w:w="2523"/>
+            <w:vAlign w:val="top"/>
+            <w:shd w:fill="F1F2F3"/>
             <w:tcMar>
-              <w:top w:w="55" w:type="dxa"/>
-              <w:start w:w="70" w:type="dxa"/>
-              <w:bottom w:w="55" w:type="dxa"/>
-              <w:end w:w="70" w:type="dxa"/>
+              <w:top w:w="72" w:type="dxa"/>
+              <w:start w:w="95" w:type="dxa"/>
+              <w:bottom w:w="72" w:type="dxa"/>
+              <w:end w:w="95" w:type="dxa"/>
             </w:tcMar>
-            <w:shd w:fill="D9EAF7"/>
+            <w:tcBorders>
+              <w:top w:val="single" w:sz="4" w:color="B7BCC2"/>
+              <w:left w:val="single" w:sz="4" w:color="B7BCC2"/>
+              <w:bottom w:val="single" w:sz="4" w:color="B7BCC2"/>
+              <w:right w:val="single" w:sz="4" w:color="B7BCC2"/>
+            </w:tcBorders>
           </w:tcPr>
           <w:p>
             <w:pPr>
-              <w:spacing w:after="0" w:before="0" w:line="240" w:lineRule="auto"/>
+              <w:spacing w:before="0" w:after="0" w:line="245" w:lineRule="auto"/>
             </w:pPr>
             <w:r/>
             <w:r>
               <w:rPr>
-                <w:rFonts w:ascii="Arial" w:hAnsi="Arial" w:eastAsia="Arial"/>
+                <w:rFonts w:ascii="Arial" w:hAnsi="Arial" w:eastAsia="Arial" w:cs="Arial"/>
                 <w:b/>
+                <w:color w:val="25282B"/>
                 <w:sz w:val="17"/>
               </w:rPr>
               <w:t>Yöntem / Teknik</w:t>
@@ -765,50 +1271,71 @@
         </w:tc>
         <w:tc>
           <w:tcPr>
-            <w:tcW w:type="dxa" w:w="3969"/>
-            <w:vAlign w:val="center"/>
+            <w:tcW w:type="dxa" w:w="7711"/>
+            <w:vAlign w:val="top"/>
+            <w:shd w:fill="FFFFFF"/>
             <w:tcMar>
-              <w:top w:w="55" w:type="dxa"/>
-              <w:start w:w="70" w:type="dxa"/>
-              <w:bottom w:w="55" w:type="dxa"/>
-              <w:end w:w="70" w:type="dxa"/>
+              <w:top w:w="72" w:type="dxa"/>
+              <w:start w:w="95" w:type="dxa"/>
+              <w:bottom w:w="72" w:type="dxa"/>
+              <w:end w:w="95" w:type="dxa"/>
             </w:tcMar>
+            <w:tcBorders>
+              <w:top w:val="single" w:sz="4" w:color="B7BCC2"/>
+              <w:left w:val="single" w:sz="4" w:color="B7BCC2"/>
+              <w:bottom w:val="single" w:sz="4" w:color="B7BCC2"/>
+              <w:right w:val="single" w:sz="4" w:color="B7BCC2"/>
+            </w:tcBorders>
           </w:tcPr>
           <w:p>
             <w:pPr>
-              <w:spacing w:after="0" w:before="0" w:line="240" w:lineRule="auto"/>
+              <w:spacing w:before="0" w:after="0" w:line="245" w:lineRule="auto"/>
             </w:pPr>
+            <w:r/>
             <w:r>
               <w:rPr>
-                <w:rFonts w:ascii="Arial" w:hAnsi="Arial" w:eastAsia="Arial"/>
+                <w:rFonts w:ascii="Arial" w:hAnsi="Arial" w:eastAsia="Arial" w:cs="Arial"/>
                 <w:b w:val="0"/>
+                <w:color w:val="25282B"/>
                 <w:sz w:val="17"/>
               </w:rPr>
               <w:t>Soru-cevap, küçük grup araştırması, sınıflandırma, tartışma, poster hazırlama, kısa sunum, akran geri bildirimi</w:t>
             </w:r>
           </w:p>
         </w:tc>
+      </w:tr>
+      <w:tr>
+        <w:trPr>
+          <w:cantSplit/>
+        </w:trPr>
         <w:tc>
           <w:tcPr>
-            <w:tcW w:type="dxa" w:w="1361"/>
-            <w:vAlign w:val="center"/>
+            <w:tcW w:type="dxa" w:w="2523"/>
+            <w:vAlign w:val="top"/>
+            <w:shd w:fill="F1F2F3"/>
             <w:tcMar>
-              <w:top w:w="55" w:type="dxa"/>
-              <w:start w:w="70" w:type="dxa"/>
-              <w:bottom w:w="55" w:type="dxa"/>
-              <w:end w:w="70" w:type="dxa"/>
+              <w:top w:w="72" w:type="dxa"/>
+              <w:start w:w="95" w:type="dxa"/>
+              <w:bottom w:w="72" w:type="dxa"/>
+              <w:end w:w="95" w:type="dxa"/>
             </w:tcMar>
-            <w:shd w:fill="D9EAF7"/>
+            <w:tcBorders>
+              <w:top w:val="single" w:sz="4" w:color="B7BCC2"/>
+              <w:left w:val="single" w:sz="4" w:color="B7BCC2"/>
+              <w:bottom w:val="single" w:sz="4" w:color="B7BCC2"/>
+              <w:right w:val="single" w:sz="4" w:color="B7BCC2"/>
+            </w:tcBorders>
           </w:tcPr>
           <w:p>
             <w:pPr>
-              <w:spacing w:after="0" w:before="0" w:line="240" w:lineRule="auto"/>
+              <w:spacing w:before="0" w:after="0" w:line="245" w:lineRule="auto"/>
             </w:pPr>
             <w:r/>
             <w:r>
               <w:rPr>
-                <w:rFonts w:ascii="Arial" w:hAnsi="Arial" w:eastAsia="Arial"/>
+                <w:rFonts w:ascii="Arial" w:hAnsi="Arial" w:eastAsia="Arial" w:cs="Arial"/>
                 <w:b/>
+                <w:color w:val="25282B"/>
                 <w:sz w:val="17"/>
               </w:rPr>
               <w:t>Araç-Gereç / Materyal</w:t>
@@ -817,23 +1344,32 @@
         </w:tc>
         <w:tc>
           <w:tcPr>
-            <w:tcW w:type="dxa" w:w="3855"/>
-            <w:vAlign w:val="center"/>
+            <w:tcW w:type="dxa" w:w="7711"/>
+            <w:vAlign w:val="top"/>
+            <w:shd w:fill="FFFFFF"/>
             <w:tcMar>
-              <w:top w:w="55" w:type="dxa"/>
-              <w:start w:w="70" w:type="dxa"/>
-              <w:bottom w:w="55" w:type="dxa"/>
-              <w:end w:w="70" w:type="dxa"/>
+              <w:top w:w="72" w:type="dxa"/>
+              <w:start w:w="95" w:type="dxa"/>
+              <w:bottom w:w="72" w:type="dxa"/>
+              <w:end w:w="95" w:type="dxa"/>
             </w:tcMar>
+            <w:tcBorders>
+              <w:top w:val="single" w:sz="4" w:color="B7BCC2"/>
+              <w:left w:val="single" w:sz="4" w:color="B7BCC2"/>
+              <w:bottom w:val="single" w:sz="4" w:color="B7BCC2"/>
+              <w:right w:val="single" w:sz="4" w:color="B7BCC2"/>
+            </w:tcBorders>
           </w:tcPr>
           <w:p>
             <w:pPr>
-              <w:spacing w:after="0" w:before="0" w:line="240" w:lineRule="auto"/>
+              <w:spacing w:before="0" w:after="0" w:line="245" w:lineRule="auto"/>
             </w:pPr>
+            <w:r/>
             <w:r>
               <w:rPr>
-                <w:rFonts w:ascii="Arial" w:hAnsi="Arial" w:eastAsia="Arial"/>
+                <w:rFonts w:ascii="Arial" w:hAnsi="Arial" w:eastAsia="Arial" w:cs="Arial"/>
                 <w:b w:val="0"/>
+                <w:color w:val="25282B"/>
                 <w:sz w:val="17"/>
               </w:rPr>
               <w:t>Dijital vatandaşlık örnek kartları, alan başlıkları (eğitim/sosyal medya/sağlık vb.), kontrollü araştırma kaynakları, poster kâğıdı veya dijital sunum aracı, değerlendirme kontrol listesi, etkileşimli tahta/projeksiyon</w:t>
@@ -844,15 +1380,9 @@
     </w:tbl>
     <w:p>
       <w:pPr>
-        <w:pStyle w:val="SectionHead"/>
-        <w:jc w:val="left"/>
+        <w:widowControl/>
+        <w:spacing w:after="0"/>
       </w:pPr>
-      <w:r>
-        <w:rPr>
-          <w:color w:val="1F4E78"/>
-        </w:rPr>
-        <w:t>II. BÖLÜM: PROGRAMLAR ARASI BİLEŞENLER</w:t>
-      </w:r>
     </w:p>
     <w:tbl>
       <w:tblPr>
@@ -860,18 +1390,55 @@
         <w:jc w:val="center"/>
         <w:tblLayout w:type="fixed"/>
         <w:tblLook w:firstColumn="1" w:firstRow="1" w:lastColumn="0" w:lastRow="0" w:noHBand="0" w:noVBand="1" w:val="04A0"/>
-        <w:tblBorders>
-          <w:top w:val="single" w:sz="5" w:color="7F8C8D"/>
-          <w:left w:val="single" w:sz="5" w:color="7F8C8D"/>
-          <w:bottom w:val="single" w:sz="5" w:color="7F8C8D"/>
-          <w:right w:val="single" w:sz="5" w:color="7F8C8D"/>
-          <w:insideH w:val="single" w:sz="5" w:color="7F8C8D"/>
-          <w:insideV w:val="single" w:sz="5" w:color="7F8C8D"/>
-        </w:tblBorders>
       </w:tblPr>
       <w:tblGrid>
-        <w:gridCol w:w="5273"/>
-        <w:gridCol w:w="5273"/>
+        <w:gridCol w:w="10234"/>
+      </w:tblGrid>
+      <w:tr>
+        <w:tc>
+          <w:tcPr>
+            <w:tcW w:type="dxa" w:w="10234"/>
+            <w:shd w:fill="D9D9D9"/>
+            <w:tcMar>
+              <w:top w:w="65" w:type="dxa"/>
+              <w:start w:w="100" w:type="dxa"/>
+              <w:bottom w:w="65" w:type="dxa"/>
+              <w:end w:w="100" w:type="dxa"/>
+            </w:tcMar>
+            <w:tcBorders>
+              <w:top w:val="single" w:sz="5" w:color="8F949A"/>
+              <w:left w:val="single" w:sz="5" w:color="8F949A"/>
+              <w:bottom w:val="single" w:sz="5" w:color="8F949A"/>
+              <w:right w:val="single" w:sz="5" w:color="8F949A"/>
+            </w:tcBorders>
+          </w:tcPr>
+          <w:p>
+            <w:pPr>
+              <w:spacing w:after="0"/>
+            </w:pPr>
+            <w:r>
+              <w:rPr>
+                <w:rFonts w:ascii="Arial" w:hAnsi="Arial" w:eastAsia="Arial" w:cs="Arial"/>
+                <w:b/>
+                <w:color w:val="25282B"/>
+                <w:sz w:val="18"/>
+              </w:rPr>
+              <w:t>II. BÖLÜM: PROGRAMLAR ARASI BİLEŞENLER</w:t>
+            </w:r>
+          </w:p>
+        </w:tc>
+      </w:tr>
+    </w:tbl>
+    <w:tbl>
+      <w:tblPr>
+        <w:tblW w:type="auto" w:w="0"/>
+        <w:jc w:val="center"/>
+        <w:tblLayout w:type="fixed"/>
+        <w:tblLook w:firstColumn="1" w:firstRow="1" w:lastColumn="0" w:lastRow="0" w:noHBand="0" w:noVBand="1" w:val="04A0"/>
+      </w:tblPr>
+      <w:tblGrid>
+        <w:gridCol w:w="2523"/>
+        <w:gridCol w:w="7711"/>
       </w:tblGrid>
       <w:tr>
         <w:trPr>
@@ -879,25 +1446,32 @@
         </w:trPr>
         <w:tc>
           <w:tcPr>
-            <w:tcW w:type="dxa" w:w="2438"/>
-            <w:vAlign w:val="center"/>
+            <w:tcW w:type="dxa" w:w="2523"/>
+            <w:vAlign w:val="top"/>
+            <w:shd w:fill="F1F2F3"/>
             <w:tcMar>
-              <w:top w:w="55" w:type="dxa"/>
-              <w:start w:w="70" w:type="dxa"/>
-              <w:bottom w:w="55" w:type="dxa"/>
-              <w:end w:w="70" w:type="dxa"/>
+              <w:top w:w="72" w:type="dxa"/>
+              <w:start w:w="95" w:type="dxa"/>
+              <w:bottom w:w="72" w:type="dxa"/>
+              <w:end w:w="95" w:type="dxa"/>
             </w:tcMar>
-            <w:shd w:fill="D9EAF7"/>
+            <w:tcBorders>
+              <w:top w:val="single" w:sz="4" w:color="B7BCC2"/>
+              <w:left w:val="single" w:sz="4" w:color="B7BCC2"/>
+              <w:bottom w:val="single" w:sz="4" w:color="B7BCC2"/>
+              <w:right w:val="single" w:sz="4" w:color="B7BCC2"/>
+            </w:tcBorders>
           </w:tcPr>
           <w:p>
             <w:pPr>
-              <w:spacing w:after="0" w:before="0" w:line="240" w:lineRule="auto"/>
+              <w:spacing w:before="0" w:after="0" w:line="245" w:lineRule="auto"/>
             </w:pPr>
             <w:r/>
             <w:r>
               <w:rPr>
-                <w:rFonts w:ascii="Arial" w:hAnsi="Arial" w:eastAsia="Arial"/>
+                <w:rFonts w:ascii="Arial" w:hAnsi="Arial" w:eastAsia="Arial" w:cs="Arial"/>
                 <w:b/>
+                <w:color w:val="25282B"/>
                 <w:sz w:val="17"/>
               </w:rPr>
               <w:t>Sosyal-Duygusal Öğrenme Becerileri</w:t>
@@ -906,23 +1480,32 @@
         </w:tc>
         <w:tc>
           <w:tcPr>
-            <w:tcW w:type="dxa" w:w="8561"/>
-            <w:vAlign w:val="center"/>
+            <w:tcW w:type="dxa" w:w="7711"/>
+            <w:vAlign w:val="top"/>
+            <w:shd w:fill="FFFFFF"/>
             <w:tcMar>
-              <w:top w:w="55" w:type="dxa"/>
-              <w:start w:w="70" w:type="dxa"/>
-              <w:bottom w:w="55" w:type="dxa"/>
-              <w:end w:w="70" w:type="dxa"/>
+              <w:top w:w="72" w:type="dxa"/>
+              <w:start w:w="95" w:type="dxa"/>
+              <w:bottom w:w="72" w:type="dxa"/>
+              <w:end w:w="95" w:type="dxa"/>
             </w:tcMar>
+            <w:tcBorders>
+              <w:top w:val="single" w:sz="4" w:color="B7BCC2"/>
+              <w:left w:val="single" w:sz="4" w:color="B7BCC2"/>
+              <w:bottom w:val="single" w:sz="4" w:color="B7BCC2"/>
+              <w:right w:val="single" w:sz="4" w:color="B7BCC2"/>
+            </w:tcBorders>
           </w:tcPr>
           <w:p>
             <w:pPr>
-              <w:spacing w:after="0" w:before="0" w:line="240" w:lineRule="auto"/>
+              <w:spacing w:before="0" w:after="0" w:line="245" w:lineRule="auto"/>
             </w:pPr>
+            <w:r/>
             <w:r>
               <w:rPr>
-                <w:rFonts w:ascii="Arial" w:hAnsi="Arial" w:eastAsia="Arial"/>
+                <w:rFonts w:ascii="Arial" w:hAnsi="Arial" w:eastAsia="Arial" w:cs="Arial"/>
                 <w:b w:val="0"/>
+                <w:color w:val="25282B"/>
                 <w:sz w:val="17"/>
               </w:rPr>
               <w:t>SDB1.2. Kendini Düzenleme (Öz Düzenleme), SDB2.1. İletişim, SDB2.3. Sosyal Farkındalık, SDB3.3. Sorumlu Karar Verme</w:t>
@@ -936,25 +1519,32 @@
         </w:trPr>
         <w:tc>
           <w:tcPr>
-            <w:tcW w:type="dxa" w:w="2438"/>
-            <w:vAlign w:val="center"/>
+            <w:tcW w:type="dxa" w:w="2523"/>
+            <w:vAlign w:val="top"/>
+            <w:shd w:fill="F1F2F3"/>
             <w:tcMar>
-              <w:top w:w="55" w:type="dxa"/>
-              <w:start w:w="70" w:type="dxa"/>
-              <w:bottom w:w="55" w:type="dxa"/>
-              <w:end w:w="70" w:type="dxa"/>
+              <w:top w:w="72" w:type="dxa"/>
+              <w:start w:w="95" w:type="dxa"/>
+              <w:bottom w:w="72" w:type="dxa"/>
+              <w:end w:w="95" w:type="dxa"/>
             </w:tcMar>
-            <w:shd w:fill="D9EAF7"/>
+            <w:tcBorders>
+              <w:top w:val="single" w:sz="4" w:color="B7BCC2"/>
+              <w:left w:val="single" w:sz="4" w:color="B7BCC2"/>
+              <w:bottom w:val="single" w:sz="4" w:color="B7BCC2"/>
+              <w:right w:val="single" w:sz="4" w:color="B7BCC2"/>
+            </w:tcBorders>
           </w:tcPr>
           <w:p>
             <w:pPr>
-              <w:spacing w:after="0" w:before="0" w:line="240" w:lineRule="auto"/>
+              <w:spacing w:before="0" w:after="0" w:line="245" w:lineRule="auto"/>
             </w:pPr>
             <w:r/>
             <w:r>
               <w:rPr>
-                <w:rFonts w:ascii="Arial" w:hAnsi="Arial" w:eastAsia="Arial"/>
+                <w:rFonts w:ascii="Arial" w:hAnsi="Arial" w:eastAsia="Arial" w:cs="Arial"/>
                 <w:b/>
+                <w:color w:val="25282B"/>
                 <w:sz w:val="17"/>
               </w:rPr>
               <w:t>Değerler</w:t>
@@ -963,23 +1553,32 @@
         </w:tc>
         <w:tc>
           <w:tcPr>
-            <w:tcW w:type="dxa" w:w="8561"/>
-            <w:vAlign w:val="center"/>
+            <w:tcW w:type="dxa" w:w="7711"/>
+            <w:vAlign w:val="top"/>
+            <w:shd w:fill="FFFFFF"/>
             <w:tcMar>
-              <w:top w:w="55" w:type="dxa"/>
-              <w:start w:w="70" w:type="dxa"/>
-              <w:bottom w:w="55" w:type="dxa"/>
-              <w:end w:w="70" w:type="dxa"/>
+              <w:top w:w="72" w:type="dxa"/>
+              <w:start w:w="95" w:type="dxa"/>
+              <w:bottom w:w="72" w:type="dxa"/>
+              <w:end w:w="95" w:type="dxa"/>
             </w:tcMar>
+            <w:tcBorders>
+              <w:top w:val="single" w:sz="4" w:color="B7BCC2"/>
+              <w:left w:val="single" w:sz="4" w:color="B7BCC2"/>
+              <w:bottom w:val="single" w:sz="4" w:color="B7BCC2"/>
+              <w:right w:val="single" w:sz="4" w:color="B7BCC2"/>
+            </w:tcBorders>
           </w:tcPr>
           <w:p>
             <w:pPr>
-              <w:spacing w:after="0" w:before="0" w:line="240" w:lineRule="auto"/>
+              <w:spacing w:before="0" w:after="0" w:line="245" w:lineRule="auto"/>
             </w:pPr>
+            <w:r/>
             <w:r>
               <w:rPr>
-                <w:rFonts w:ascii="Arial" w:hAnsi="Arial" w:eastAsia="Arial"/>
+                <w:rFonts w:ascii="Arial" w:hAnsi="Arial" w:eastAsia="Arial" w:cs="Arial"/>
                 <w:b w:val="0"/>
+                <w:color w:val="25282B"/>
                 <w:sz w:val="17"/>
               </w:rPr>
               <w:t>D3. Çalışkanlık, D8. Mahremiyet, D16. Sorumluluk</w:t>
@@ -993,25 +1592,32 @@
         </w:trPr>
         <w:tc>
           <w:tcPr>
-            <w:tcW w:type="dxa" w:w="2438"/>
-            <w:vAlign w:val="center"/>
+            <w:tcW w:type="dxa" w:w="2523"/>
+            <w:vAlign w:val="top"/>
+            <w:shd w:fill="F1F2F3"/>
             <w:tcMar>
-              <w:top w:w="55" w:type="dxa"/>
-              <w:start w:w="70" w:type="dxa"/>
-              <w:bottom w:w="55" w:type="dxa"/>
-              <w:end w:w="70" w:type="dxa"/>
+              <w:top w:w="72" w:type="dxa"/>
+              <w:start w:w="95" w:type="dxa"/>
+              <w:bottom w:w="72" w:type="dxa"/>
+              <w:end w:w="95" w:type="dxa"/>
             </w:tcMar>
-            <w:shd w:fill="D9EAF7"/>
+            <w:tcBorders>
+              <w:top w:val="single" w:sz="4" w:color="B7BCC2"/>
+              <w:left w:val="single" w:sz="4" w:color="B7BCC2"/>
+              <w:bottom w:val="single" w:sz="4" w:color="B7BCC2"/>
+              <w:right w:val="single" w:sz="4" w:color="B7BCC2"/>
+            </w:tcBorders>
           </w:tcPr>
           <w:p>
             <w:pPr>
-              <w:spacing w:after="0" w:before="0" w:line="240" w:lineRule="auto"/>
+              <w:spacing w:before="0" w:after="0" w:line="245" w:lineRule="auto"/>
             </w:pPr>
             <w:r/>
             <w:r>
               <w:rPr>
-                <w:rFonts w:ascii="Arial" w:hAnsi="Arial" w:eastAsia="Arial"/>
+                <w:rFonts w:ascii="Arial" w:hAnsi="Arial" w:eastAsia="Arial" w:cs="Arial"/>
                 <w:b/>
+                <w:color w:val="25282B"/>
                 <w:sz w:val="17"/>
               </w:rPr>
               <w:t>Okuryazarlık Becerileri</w:t>
@@ -1020,23 +1626,32 @@
         </w:tc>
         <w:tc>
           <w:tcPr>
-            <w:tcW w:type="dxa" w:w="8561"/>
-            <w:vAlign w:val="center"/>
+            <w:tcW w:type="dxa" w:w="7711"/>
+            <w:vAlign w:val="top"/>
+            <w:shd w:fill="FFFFFF"/>
             <w:tcMar>
-              <w:top w:w="55" w:type="dxa"/>
-              <w:start w:w="70" w:type="dxa"/>
-              <w:bottom w:w="55" w:type="dxa"/>
-              <w:end w:w="70" w:type="dxa"/>
+              <w:top w:w="72" w:type="dxa"/>
+              <w:start w:w="95" w:type="dxa"/>
+              <w:bottom w:w="72" w:type="dxa"/>
+              <w:end w:w="95" w:type="dxa"/>
             </w:tcMar>
+            <w:tcBorders>
+              <w:top w:val="single" w:sz="4" w:color="B7BCC2"/>
+              <w:left w:val="single" w:sz="4" w:color="B7BCC2"/>
+              <w:bottom w:val="single" w:sz="4" w:color="B7BCC2"/>
+              <w:right w:val="single" w:sz="4" w:color="B7BCC2"/>
+            </w:tcBorders>
           </w:tcPr>
           <w:p>
             <w:pPr>
-              <w:spacing w:after="0" w:before="0" w:line="240" w:lineRule="auto"/>
+              <w:spacing w:before="0" w:after="0" w:line="245" w:lineRule="auto"/>
             </w:pPr>
+            <w:r/>
             <w:r>
               <w:rPr>
-                <w:rFonts w:ascii="Arial" w:hAnsi="Arial" w:eastAsia="Arial"/>
+                <w:rFonts w:ascii="Arial" w:hAnsi="Arial" w:eastAsia="Arial" w:cs="Arial"/>
                 <w:b w:val="0"/>
+                <w:color w:val="25282B"/>
                 <w:sz w:val="17"/>
               </w:rPr>
               <w:t>OB2. Dijital Okuryazarlık (tema düzeyi)</w:t>
@@ -1050,25 +1665,32 @@
         </w:trPr>
         <w:tc>
           <w:tcPr>
-            <w:tcW w:type="dxa" w:w="2438"/>
-            <w:vAlign w:val="center"/>
+            <w:tcW w:type="dxa" w:w="2523"/>
+            <w:vAlign w:val="top"/>
+            <w:shd w:fill="F1F2F3"/>
             <w:tcMar>
-              <w:top w:w="55" w:type="dxa"/>
-              <w:start w:w="70" w:type="dxa"/>
-              <w:bottom w:w="55" w:type="dxa"/>
-              <w:end w:w="70" w:type="dxa"/>
+              <w:top w:w="72" w:type="dxa"/>
+              <w:start w:w="95" w:type="dxa"/>
+              <w:bottom w:w="72" w:type="dxa"/>
+              <w:end w:w="95" w:type="dxa"/>
             </w:tcMar>
-            <w:shd w:fill="D9EAF7"/>
+            <w:tcBorders>
+              <w:top w:val="single" w:sz="4" w:color="B7BCC2"/>
+              <w:left w:val="single" w:sz="4" w:color="B7BCC2"/>
+              <w:bottom w:val="single" w:sz="4" w:color="B7BCC2"/>
+              <w:right w:val="single" w:sz="4" w:color="B7BCC2"/>
+            </w:tcBorders>
           </w:tcPr>
           <w:p>
             <w:pPr>
-              <w:spacing w:after="0" w:before="0" w:line="240" w:lineRule="auto"/>
+              <w:spacing w:before="0" w:after="0" w:line="245" w:lineRule="auto"/>
             </w:pPr>
             <w:r/>
             <w:r>
               <w:rPr>
-                <w:rFonts w:ascii="Arial" w:hAnsi="Arial" w:eastAsia="Arial"/>
+                <w:rFonts w:ascii="Arial" w:hAnsi="Arial" w:eastAsia="Arial" w:cs="Arial"/>
                 <w:b/>
+                <w:color w:val="25282B"/>
                 <w:sz w:val="17"/>
               </w:rPr>
               <w:t>Beceriler Arası İlişkiler</w:t>
@@ -1077,23 +1699,32 @@
         </w:tc>
         <w:tc>
           <w:tcPr>
-            <w:tcW w:type="dxa" w:w="8561"/>
-            <w:vAlign w:val="center"/>
+            <w:tcW w:type="dxa" w:w="7711"/>
+            <w:vAlign w:val="top"/>
+            <w:shd w:fill="FFFFFF"/>
             <w:tcMar>
-              <w:top w:w="55" w:type="dxa"/>
-              <w:start w:w="70" w:type="dxa"/>
-              <w:bottom w:w="55" w:type="dxa"/>
-              <w:end w:w="70" w:type="dxa"/>
+              <w:top w:w="72" w:type="dxa"/>
+              <w:start w:w="95" w:type="dxa"/>
+              <w:bottom w:w="72" w:type="dxa"/>
+              <w:end w:w="95" w:type="dxa"/>
             </w:tcMar>
+            <w:tcBorders>
+              <w:top w:val="single" w:sz="4" w:color="B7BCC2"/>
+              <w:left w:val="single" w:sz="4" w:color="B7BCC2"/>
+              <w:bottom w:val="single" w:sz="4" w:color="B7BCC2"/>
+              <w:right w:val="single" w:sz="4" w:color="B7BCC2"/>
+            </w:tcBorders>
           </w:tcPr>
           <w:p>
             <w:pPr>
-              <w:spacing w:after="0" w:before="0" w:line="240" w:lineRule="auto"/>
+              <w:spacing w:before="0" w:after="0" w:line="245" w:lineRule="auto"/>
             </w:pPr>
+            <w:r/>
             <w:r>
               <w:rPr>
-                <w:rFonts w:ascii="Arial" w:hAnsi="Arial" w:eastAsia="Arial"/>
+                <w:rFonts w:ascii="Arial" w:hAnsi="Arial" w:eastAsia="Arial" w:cs="Arial"/>
                 <w:b w:val="0"/>
+                <w:color w:val="25282B"/>
                 <w:sz w:val="17"/>
               </w:rPr>
               <w:t>KB2.7. Karşılaştırma, KB2.8. Sorgulama</w:t>
@@ -1104,14 +1735,10 @@
     </w:tbl>
     <w:p>
       <w:pPr>
-        <w:pStyle w:val="SectionHead"/>
-        <w:jc w:val="left"/>
+        <w:widowControl/>
       </w:pPr>
       <w:r>
-        <w:rPr>
-          <w:color w:val="1F4E78"/>
-        </w:rPr>
-        <w:t>III. BÖLÜM: ÖĞRENME-ÖĞRETME YAŞANTILARI</w:t>
+        <w:br w:type="page"/>
       </w:r>
     </w:p>
     <w:tbl>
@@ -1120,46 +1747,88 @@
         <w:jc w:val="center"/>
         <w:tblLayout w:type="fixed"/>
         <w:tblLook w:firstColumn="1" w:firstRow="1" w:lastColumn="0" w:lastRow="0" w:noHBand="0" w:noVBand="1" w:val="04A0"/>
-        <w:tblBorders>
-          <w:top w:val="single" w:sz="5" w:color="7F8C8D"/>
-          <w:left w:val="single" w:sz="5" w:color="7F8C8D"/>
-          <w:bottom w:val="single" w:sz="5" w:color="7F8C8D"/>
-          <w:right w:val="single" w:sz="5" w:color="7F8C8D"/>
-          <w:insideH w:val="single" w:sz="5" w:color="7F8C8D"/>
-          <w:insideV w:val="single" w:sz="5" w:color="7F8C8D"/>
-        </w:tblBorders>
       </w:tblPr>
       <w:tblGrid>
-        <w:gridCol w:w="5273"/>
-        <w:gridCol w:w="5273"/>
+        <w:gridCol w:w="10234"/>
+      </w:tblGrid>
+      <w:tr>
+        <w:tc>
+          <w:tcPr>
+            <w:tcW w:type="dxa" w:w="10234"/>
+            <w:shd w:fill="D9D9D9"/>
+            <w:tcMar>
+              <w:top w:w="65" w:type="dxa"/>
+              <w:start w:w="100" w:type="dxa"/>
+              <w:bottom w:w="65" w:type="dxa"/>
+              <w:end w:w="100" w:type="dxa"/>
+            </w:tcMar>
+            <w:tcBorders>
+              <w:top w:val="single" w:sz="5" w:color="8F949A"/>
+              <w:left w:val="single" w:sz="5" w:color="8F949A"/>
+              <w:bottom w:val="single" w:sz="5" w:color="8F949A"/>
+              <w:right w:val="single" w:sz="5" w:color="8F949A"/>
+            </w:tcBorders>
+          </w:tcPr>
+          <w:p>
+            <w:pPr>
+              <w:spacing w:after="0"/>
+            </w:pPr>
+            <w:r>
+              <w:rPr>
+                <w:rFonts w:ascii="Arial" w:hAnsi="Arial" w:eastAsia="Arial" w:cs="Arial"/>
+                <w:b/>
+                <w:color w:val="25282B"/>
+                <w:sz w:val="18"/>
+              </w:rPr>
+              <w:t>III. BÖLÜM: ÖĞRENME-ÖĞRETME YAŞANTILARI</w:t>
+            </w:r>
+          </w:p>
+        </w:tc>
+      </w:tr>
+    </w:tbl>
+    <w:tbl>
+      <w:tblPr>
+        <w:tblW w:type="auto" w:w="0"/>
+        <w:jc w:val="center"/>
+        <w:tblLayout w:type="fixed"/>
+        <w:tblLook w:firstColumn="1" w:firstRow="1" w:lastColumn="0" w:lastRow="0" w:noHBand="0" w:noVBand="1" w:val="04A0"/>
+      </w:tblPr>
+      <w:tblGrid>
+        <w:gridCol w:w="2466"/>
+        <w:gridCol w:w="7767"/>
       </w:tblGrid>
       <w:tr>
         <w:trPr>
           <w:cantSplit/>
+          <w:tblHeader w:val="true"/>
         </w:trPr>
         <w:tc>
           <w:tcPr>
-            <w:tcW w:type="dxa" w:w="2438"/>
-            <w:vAlign w:val="center"/>
+            <w:tcW w:type="dxa" w:w="2466"/>
+            <w:shd w:fill="E7E8EA"/>
             <w:tcMar>
-              <w:top w:w="55" w:type="dxa"/>
-              <w:start w:w="70" w:type="dxa"/>
-              <w:bottom w:w="55" w:type="dxa"/>
-              <w:end w:w="70" w:type="dxa"/>
+              <w:top w:w="68" w:type="dxa"/>
+              <w:start w:w="90" w:type="dxa"/>
+              <w:bottom w:w="68" w:type="dxa"/>
+              <w:end w:w="90" w:type="dxa"/>
             </w:tcMar>
-            <w:shd w:fill="1F4E78"/>
+            <w:tcBorders>
+              <w:top w:val="single" w:sz="5" w:color="8F949A"/>
+              <w:left w:val="single" w:sz="5" w:color="8F949A"/>
+              <w:bottom w:val="single" w:sz="5" w:color="8F949A"/>
+              <w:right w:val="single" w:sz="5" w:color="8F949A"/>
+            </w:tcBorders>
           </w:tcPr>
           <w:p>
             <w:pPr>
-              <w:spacing w:after="0" w:before="0" w:line="240" w:lineRule="auto"/>
+              <w:spacing w:after="0"/>
               <w:jc w:val="center"/>
             </w:pPr>
-            <w:r/>
             <w:r>
               <w:rPr>
-                <w:rFonts w:ascii="Arial" w:hAnsi="Arial" w:eastAsia="Arial"/>
+                <w:rFonts w:ascii="Arial" w:hAnsi="Arial" w:eastAsia="Arial" w:cs="Arial"/>
                 <w:b/>
-                <w:color w:val="FFFFFF"/>
+                <w:color w:val="25282B"/>
                 <w:sz w:val="17"/>
               </w:rPr>
               <w:t>Basamak / Özellik</w:t>
@@ -1168,27 +1837,31 @@
         </w:tc>
         <w:tc>
           <w:tcPr>
-            <w:tcW w:type="dxa" w:w="8561"/>
-            <w:vAlign w:val="center"/>
+            <w:tcW w:type="dxa" w:w="7767"/>
+            <w:shd w:fill="E7E8EA"/>
             <w:tcMar>
-              <w:top w:w="55" w:type="dxa"/>
-              <w:start w:w="70" w:type="dxa"/>
-              <w:bottom w:w="55" w:type="dxa"/>
-              <w:end w:w="70" w:type="dxa"/>
+              <w:top w:w="68" w:type="dxa"/>
+              <w:start w:w="90" w:type="dxa"/>
+              <w:bottom w:w="68" w:type="dxa"/>
+              <w:end w:w="90" w:type="dxa"/>
             </w:tcMar>
-            <w:shd w:fill="1F4E78"/>
+            <w:tcBorders>
+              <w:top w:val="single" w:sz="5" w:color="8F949A"/>
+              <w:left w:val="single" w:sz="5" w:color="8F949A"/>
+              <w:bottom w:val="single" w:sz="5" w:color="8F949A"/>
+              <w:right w:val="single" w:sz="5" w:color="8F949A"/>
+            </w:tcBorders>
           </w:tcPr>
           <w:p>
             <w:pPr>
-              <w:spacing w:after="0" w:before="0" w:line="240" w:lineRule="auto"/>
+              <w:spacing w:after="0"/>
               <w:jc w:val="center"/>
             </w:pPr>
-            <w:r/>
             <w:r>
               <w:rPr>
-                <w:rFonts w:ascii="Arial" w:hAnsi="Arial" w:eastAsia="Arial"/>
+                <w:rFonts w:ascii="Arial" w:hAnsi="Arial" w:eastAsia="Arial" w:cs="Arial"/>
                 <w:b/>
-                <w:color w:val="FFFFFF"/>
+                <w:color w:val="25282B"/>
                 <w:sz w:val="17"/>
               </w:rPr>
               <w:t>Uygulama</w:t>
@@ -1202,25 +1875,32 @@
         </w:trPr>
         <w:tc>
           <w:tcPr>
-            <w:tcW w:type="dxa" w:w="2438"/>
-            <w:vAlign w:val="center"/>
+            <w:tcW w:type="dxa" w:w="2466"/>
+            <w:vAlign w:val="top"/>
+            <w:shd w:fill="F1F2F3"/>
             <w:tcMar>
-              <w:top w:w="55" w:type="dxa"/>
-              <w:start w:w="70" w:type="dxa"/>
-              <w:bottom w:w="55" w:type="dxa"/>
-              <w:end w:w="70" w:type="dxa"/>
+              <w:top w:w="80" w:type="dxa"/>
+              <w:start w:w="95" w:type="dxa"/>
+              <w:bottom w:w="80" w:type="dxa"/>
+              <w:end w:w="95" w:type="dxa"/>
             </w:tcMar>
-            <w:shd w:fill="D9EAF7"/>
+            <w:tcBorders>
+              <w:top w:val="single" w:sz="4" w:color="B7BCC2"/>
+              <w:left w:val="single" w:sz="4" w:color="B7BCC2"/>
+              <w:bottom w:val="single" w:sz="4" w:color="B7BCC2"/>
+              <w:right w:val="single" w:sz="4" w:color="B7BCC2"/>
+            </w:tcBorders>
           </w:tcPr>
           <w:p>
             <w:pPr>
-              <w:spacing w:after="0" w:before="0" w:line="240" w:lineRule="auto"/>
+              <w:spacing w:before="0" w:after="0" w:line="245" w:lineRule="auto"/>
             </w:pPr>
             <w:r/>
             <w:r>
               <w:rPr>
-                <w:rFonts w:ascii="Arial" w:hAnsi="Arial" w:eastAsia="Arial"/>
+                <w:rFonts w:ascii="Arial" w:hAnsi="Arial" w:eastAsia="Arial" w:cs="Arial"/>
                 <w:b/>
+                <w:color w:val="25282B"/>
                 <w:sz w:val="17"/>
               </w:rPr>
               <w:t>Temel Kabuller</w:t>
@@ -1229,23 +1909,32 @@
         </w:tc>
         <w:tc>
           <w:tcPr>
-            <w:tcW w:type="dxa" w:w="8561"/>
-            <w:vAlign w:val="center"/>
+            <w:tcW w:type="dxa" w:w="7767"/>
+            <w:vAlign w:val="top"/>
+            <w:shd w:fill="FFFFFF"/>
             <w:tcMar>
-              <w:top w:w="55" w:type="dxa"/>
-              <w:start w:w="70" w:type="dxa"/>
-              <w:bottom w:w="55" w:type="dxa"/>
-              <w:end w:w="70" w:type="dxa"/>
+              <w:top w:w="80" w:type="dxa"/>
+              <w:start w:w="95" w:type="dxa"/>
+              <w:bottom w:w="80" w:type="dxa"/>
+              <w:end w:w="95" w:type="dxa"/>
             </w:tcMar>
+            <w:tcBorders>
+              <w:top w:val="single" w:sz="4" w:color="B7BCC2"/>
+              <w:left w:val="single" w:sz="4" w:color="B7BCC2"/>
+              <w:bottom w:val="single" w:sz="4" w:color="B7BCC2"/>
+              <w:right w:val="single" w:sz="4" w:color="B7BCC2"/>
+            </w:tcBorders>
           </w:tcPr>
           <w:p>
             <w:pPr>
-              <w:spacing w:after="0" w:before="0" w:line="240" w:lineRule="auto"/>
+              <w:spacing w:before="0" w:after="0" w:line="245" w:lineRule="auto"/>
             </w:pPr>
+            <w:r/>
             <w:r>
               <w:rPr>
-                <w:rFonts w:ascii="Arial" w:hAnsi="Arial" w:eastAsia="Arial"/>
+                <w:rFonts w:ascii="Arial" w:hAnsi="Arial" w:eastAsia="Arial" w:cs="Arial"/>
                 <w:b w:val="0"/>
+                <w:color w:val="25282B"/>
                 <w:sz w:val="17"/>
               </w:rPr>
               <w:t>Öğrencilerin önceki hafta dijital kimlik ve dijital ayak izi kavramlarıyla tanıştıkları; çevrim içi paylaşımların mahremiyet ve sorumluluk açısından sonuçlar doğurabileceğini fark ettikleri kabul edilir. Dijital vatandaşlık uygulamalarını kullanım alanlarına göre sistemli biçimde gruplandırma ve sınıflandırmasını gerekçelendirme konusunda rehberliğe ihtiyaç duyabilecekleri göz önünde bulundurulur.</w:t>
@@ -1259,25 +1948,32 @@
         </w:trPr>
         <w:tc>
           <w:tcPr>
-            <w:tcW w:type="dxa" w:w="2438"/>
-            <w:vAlign w:val="center"/>
+            <w:tcW w:type="dxa" w:w="2466"/>
+            <w:vAlign w:val="top"/>
+            <w:shd w:fill="F1F2F3"/>
             <w:tcMar>
-              <w:top w:w="55" w:type="dxa"/>
-              <w:start w:w="70" w:type="dxa"/>
-              <w:bottom w:w="55" w:type="dxa"/>
-              <w:end w:w="70" w:type="dxa"/>
+              <w:top w:w="80" w:type="dxa"/>
+              <w:start w:w="95" w:type="dxa"/>
+              <w:bottom w:w="80" w:type="dxa"/>
+              <w:end w:w="95" w:type="dxa"/>
             </w:tcMar>
-            <w:shd w:fill="D9EAF7"/>
+            <w:tcBorders>
+              <w:top w:val="single" w:sz="4" w:color="B7BCC2"/>
+              <w:left w:val="single" w:sz="4" w:color="B7BCC2"/>
+              <w:bottom w:val="single" w:sz="4" w:color="B7BCC2"/>
+              <w:right w:val="single" w:sz="4" w:color="B7BCC2"/>
+            </w:tcBorders>
           </w:tcPr>
           <w:p>
             <w:pPr>
-              <w:spacing w:after="0" w:before="0" w:line="240" w:lineRule="auto"/>
+              <w:spacing w:before="0" w:after="0" w:line="245" w:lineRule="auto"/>
             </w:pPr>
             <w:r/>
             <w:r>
               <w:rPr>
-                <w:rFonts w:ascii="Arial" w:hAnsi="Arial" w:eastAsia="Arial"/>
+                <w:rFonts w:ascii="Arial" w:hAnsi="Arial" w:eastAsia="Arial" w:cs="Arial"/>
                 <w:b/>
+                <w:color w:val="25282B"/>
                 <w:sz w:val="17"/>
               </w:rPr>
               <w:t>Ön Değerlendirme Süreci</w:t>
@@ -1286,23 +1982,32 @@
         </w:tc>
         <w:tc>
           <w:tcPr>
-            <w:tcW w:type="dxa" w:w="8561"/>
-            <w:vAlign w:val="center"/>
+            <w:tcW w:type="dxa" w:w="7767"/>
+            <w:vAlign w:val="top"/>
+            <w:shd w:fill="FFFFFF"/>
             <w:tcMar>
-              <w:top w:w="55" w:type="dxa"/>
-              <w:start w:w="70" w:type="dxa"/>
-              <w:bottom w:w="55" w:type="dxa"/>
-              <w:end w:w="70" w:type="dxa"/>
+              <w:top w:w="80" w:type="dxa"/>
+              <w:start w:w="95" w:type="dxa"/>
+              <w:bottom w:w="80" w:type="dxa"/>
+              <w:end w:w="95" w:type="dxa"/>
             </w:tcMar>
+            <w:tcBorders>
+              <w:top w:val="single" w:sz="4" w:color="B7BCC2"/>
+              <w:left w:val="single" w:sz="4" w:color="B7BCC2"/>
+              <w:bottom w:val="single" w:sz="4" w:color="B7BCC2"/>
+              <w:right w:val="single" w:sz="4" w:color="B7BCC2"/>
+            </w:tcBorders>
           </w:tcPr>
           <w:p>
             <w:pPr>
-              <w:spacing w:after="0" w:before="0" w:line="240" w:lineRule="auto"/>
+              <w:spacing w:before="0" w:after="0" w:line="245" w:lineRule="auto"/>
             </w:pPr>
+            <w:r/>
             <w:r>
               <w:rPr>
-                <w:rFonts w:ascii="Arial" w:hAnsi="Arial" w:eastAsia="Arial"/>
+                <w:rFonts w:ascii="Arial" w:hAnsi="Arial" w:eastAsia="Arial" w:cs="Arial"/>
                 <w:b w:val="0"/>
+                <w:color w:val="25282B"/>
                 <w:sz w:val="17"/>
               </w:rPr>
               <w:t>Üç-dört kurmaca dijital uygulama/durum kartı gösterilir. Öğrenciler her kartın ne amaçla kullanıldığını, hangi alana daha çok hizmet ettiğini ve sorumlu kullanım için nelere dikkat edilmesi gerektiğini söyler. Birden fazla alanla ilişkili örneklerde farklı gerekçeler dinlenir. Böylece dijital kimlik, dijital ayak izi ve sınıflandırma ölçütlerine ilişkin hazırbulunuşluk belirlenir.</w:t>
@@ -1316,25 +2021,32 @@
         </w:trPr>
         <w:tc>
           <w:tcPr>
-            <w:tcW w:type="dxa" w:w="2438"/>
-            <w:vAlign w:val="center"/>
+            <w:tcW w:type="dxa" w:w="2466"/>
+            <w:vAlign w:val="top"/>
+            <w:shd w:fill="F1F2F3"/>
             <w:tcMar>
-              <w:top w:w="55" w:type="dxa"/>
-              <w:start w:w="70" w:type="dxa"/>
-              <w:bottom w:w="55" w:type="dxa"/>
-              <w:end w:w="70" w:type="dxa"/>
+              <w:top w:w="80" w:type="dxa"/>
+              <w:start w:w="95" w:type="dxa"/>
+              <w:bottom w:w="80" w:type="dxa"/>
+              <w:end w:w="95" w:type="dxa"/>
             </w:tcMar>
-            <w:shd w:fill="D9EAF7"/>
+            <w:tcBorders>
+              <w:top w:val="single" w:sz="4" w:color="B7BCC2"/>
+              <w:left w:val="single" w:sz="4" w:color="B7BCC2"/>
+              <w:bottom w:val="single" w:sz="4" w:color="B7BCC2"/>
+              <w:right w:val="single" w:sz="4" w:color="B7BCC2"/>
+            </w:tcBorders>
           </w:tcPr>
           <w:p>
             <w:pPr>
-              <w:spacing w:after="0" w:before="0" w:line="240" w:lineRule="auto"/>
+              <w:spacing w:before="0" w:after="0" w:line="245" w:lineRule="auto"/>
             </w:pPr>
             <w:r/>
             <w:r>
               <w:rPr>
-                <w:rFonts w:ascii="Arial" w:hAnsi="Arial" w:eastAsia="Arial"/>
+                <w:rFonts w:ascii="Arial" w:hAnsi="Arial" w:eastAsia="Arial" w:cs="Arial"/>
                 <w:b/>
+                <w:color w:val="25282B"/>
                 <w:sz w:val="17"/>
               </w:rPr>
               <w:t>Köprü Kurma</w:t>
@@ -1343,23 +2055,32 @@
         </w:tc>
         <w:tc>
           <w:tcPr>
-            <w:tcW w:type="dxa" w:w="8561"/>
-            <w:vAlign w:val="center"/>
+            <w:tcW w:type="dxa" w:w="7767"/>
+            <w:vAlign w:val="top"/>
+            <w:shd w:fill="FFFFFF"/>
             <w:tcMar>
-              <w:top w:w="55" w:type="dxa"/>
-              <w:start w:w="70" w:type="dxa"/>
-              <w:bottom w:w="55" w:type="dxa"/>
-              <w:end w:w="70" w:type="dxa"/>
+              <w:top w:w="80" w:type="dxa"/>
+              <w:start w:w="95" w:type="dxa"/>
+              <w:bottom w:w="80" w:type="dxa"/>
+              <w:end w:w="95" w:type="dxa"/>
             </w:tcMar>
+            <w:tcBorders>
+              <w:top w:val="single" w:sz="4" w:color="B7BCC2"/>
+              <w:left w:val="single" w:sz="4" w:color="B7BCC2"/>
+              <w:bottom w:val="single" w:sz="4" w:color="B7BCC2"/>
+              <w:right w:val="single" w:sz="4" w:color="B7BCC2"/>
+            </w:tcBorders>
           </w:tcPr>
           <w:p>
             <w:pPr>
-              <w:spacing w:after="0" w:before="0" w:line="240" w:lineRule="auto"/>
+              <w:spacing w:before="0" w:after="0" w:line="245" w:lineRule="auto"/>
             </w:pPr>
+            <w:r/>
             <w:r>
               <w:rPr>
-                <w:rFonts w:ascii="Arial" w:hAnsi="Arial" w:eastAsia="Arial"/>
+                <w:rFonts w:ascii="Arial" w:hAnsi="Arial" w:eastAsia="Arial" w:cs="Arial"/>
                 <w:b w:val="0"/>
+                <w:color w:val="25282B"/>
                 <w:sz w:val="17"/>
               </w:rPr>
               <w:t>Günlük vatandaşlıktaki hak, sorumluluk ve başkalarının haklarını gözetme davranışları dijital ortama taşınır. “Toplum içinde sorumlu bir vatandaş nasıl davranır?” sorusu, “Dijital ortamda bunun karşılığı nedir?” sorusuyla ilişkilendirilir. Eğitim, sosyal medya/iletişim ve sağlıkla ilişkili dijital hizmetler üzerinden dijital vatandaşlığa köprü kurulur.</w:t>
@@ -1373,25 +2094,32 @@
         </w:trPr>
         <w:tc>
           <w:tcPr>
-            <w:tcW w:type="dxa" w:w="2438"/>
-            <w:vAlign w:val="center"/>
+            <w:tcW w:type="dxa" w:w="2466"/>
+            <w:vAlign w:val="top"/>
+            <w:shd w:fill="F1F2F3"/>
             <w:tcMar>
-              <w:top w:w="55" w:type="dxa"/>
-              <w:start w:w="70" w:type="dxa"/>
-              <w:bottom w:w="55" w:type="dxa"/>
-              <w:end w:w="70" w:type="dxa"/>
+              <w:top w:w="80" w:type="dxa"/>
+              <w:start w:w="95" w:type="dxa"/>
+              <w:bottom w:w="80" w:type="dxa"/>
+              <w:end w:w="95" w:type="dxa"/>
             </w:tcMar>
-            <w:shd w:fill="D9EAF7"/>
+            <w:tcBorders>
+              <w:top w:val="single" w:sz="4" w:color="B7BCC2"/>
+              <w:left w:val="single" w:sz="4" w:color="B7BCC2"/>
+              <w:bottom w:val="single" w:sz="4" w:color="B7BCC2"/>
+              <w:right w:val="single" w:sz="4" w:color="B7BCC2"/>
+            </w:tcBorders>
           </w:tcPr>
           <w:p>
             <w:pPr>
-              <w:spacing w:after="0" w:before="0" w:line="240" w:lineRule="auto"/>
+              <w:spacing w:before="0" w:after="0" w:line="245" w:lineRule="auto"/>
             </w:pPr>
             <w:r/>
             <w:r>
               <w:rPr>
-                <w:rFonts w:ascii="Arial" w:hAnsi="Arial" w:eastAsia="Arial"/>
+                <w:rFonts w:ascii="Arial" w:hAnsi="Arial" w:eastAsia="Arial" w:cs="Arial"/>
                 <w:b/>
+                <w:color w:val="25282B"/>
                 <w:sz w:val="17"/>
               </w:rPr>
               <w:t>Öğrenme-Öğretme Uygulamaları</w:t>
@@ -1400,24 +2128,32 @@
         </w:tc>
         <w:tc>
           <w:tcPr>
-            <w:tcW w:type="dxa" w:w="8561"/>
-            <w:vAlign w:val="center"/>
+            <w:tcW w:type="dxa" w:w="7767"/>
+            <w:vAlign w:val="top"/>
+            <w:shd w:fill="FFFFFF"/>
             <w:tcMar>
-              <w:top w:w="55" w:type="dxa"/>
-              <w:start w:w="70" w:type="dxa"/>
-              <w:bottom w:w="55" w:type="dxa"/>
-              <w:end w:w="70" w:type="dxa"/>
+              <w:top w:w="80" w:type="dxa"/>
+              <w:start w:w="95" w:type="dxa"/>
+              <w:bottom w:w="80" w:type="dxa"/>
+              <w:end w:w="95" w:type="dxa"/>
             </w:tcMar>
+            <w:tcBorders>
+              <w:top w:val="single" w:sz="4" w:color="B7BCC2"/>
+              <w:left w:val="single" w:sz="4" w:color="B7BCC2"/>
+              <w:bottom w:val="single" w:sz="4" w:color="B7BCC2"/>
+              <w:right w:val="single" w:sz="4" w:color="B7BCC2"/>
+            </w:tcBorders>
           </w:tcPr>
           <w:p>
             <w:pPr>
-              <w:spacing w:before="0" w:after="20" w:line="240" w:lineRule="auto"/>
+              <w:spacing w:before="0" w:after="22" w:line="245" w:lineRule="auto"/>
             </w:pPr>
+            <w:r/>
             <w:r>
               <w:rPr>
-                <w:rFonts w:ascii="Arial" w:hAnsi="Arial" w:eastAsia="Arial"/>
+                <w:rFonts w:ascii="Arial" w:hAnsi="Arial" w:eastAsia="Arial" w:cs="Arial"/>
                 <w:b/>
-                <w:color w:val="1F4E78"/>
+                <w:color w:val="25282B"/>
                 <w:sz w:val="16"/>
               </w:rPr>
               <w:t>1. DERS SAATİ (40 dk) — Dijital vatandaşlık uygulamalarını sınıflandırma</w:t>
@@ -1425,12 +2161,13 @@
           </w:p>
           <w:p>
             <w:pPr>
-              <w:spacing w:before="0" w:after="0" w:line="240" w:lineRule="auto"/>
+              <w:spacing w:before="0" w:after="22" w:line="245" w:lineRule="auto"/>
             </w:pPr>
             <w:r>
               <w:rPr>
-                <w:rFonts w:ascii="Arial" w:hAnsi="Arial" w:eastAsia="Arial"/>
+                <w:rFonts w:ascii="Arial" w:hAnsi="Arial" w:eastAsia="Arial" w:cs="Arial"/>
                 <w:b w:val="0"/>
+                <w:color w:val="25282B"/>
                 <w:sz w:val="16"/>
               </w:rPr>
               <w:t>0–7 dk | Hatırlama: Dijital kimlik ve dijital ayak izi iki kurmaca örnekle hatırlatılır. “Bir uygulamayı hangi alana ait sayacağımıza nasıl karar veririz?” sorusuyla kullanım amacı, kullanıcı ihtiyacı ve yapılan işlem gibi ölçütler belirlenir.</w:t>
@@ -1438,12 +2175,13 @@
           </w:p>
           <w:p>
             <w:pPr>
-              <w:spacing w:before="0" w:after="0" w:line="240" w:lineRule="auto"/>
+              <w:spacing w:before="0" w:after="22" w:line="245" w:lineRule="auto"/>
             </w:pPr>
             <w:r>
               <w:rPr>
-                <w:rFonts w:ascii="Arial" w:hAnsi="Arial" w:eastAsia="Arial"/>
+                <w:rFonts w:ascii="Arial" w:hAnsi="Arial" w:eastAsia="Arial" w:cs="Arial"/>
                 <w:b w:val="0"/>
+                <w:color w:val="25282B"/>
                 <w:sz w:val="16"/>
               </w:rPr>
               <w:t>7–15 dk | Alanları belirleme: Eğitim, sosyal medya/iletişim ve sağlık gibi programda örneklenen alanlar tanıtılır. Her alan için bir örnek incelenir; öğrenciler alan seçimini ve sorumlu kullanım davranışını gerekçelendirir.</w:t>
@@ -1451,12 +2189,13 @@
           </w:p>
           <w:p>
             <w:pPr>
-              <w:spacing w:before="0" w:after="0" w:line="240" w:lineRule="auto"/>
+              <w:spacing w:before="0" w:after="22" w:line="245" w:lineRule="auto"/>
             </w:pPr>
             <w:r>
               <w:rPr>
-                <w:rFonts w:ascii="Arial" w:hAnsi="Arial" w:eastAsia="Arial"/>
+                <w:rFonts w:ascii="Arial" w:hAnsi="Arial" w:eastAsia="Arial" w:cs="Arial"/>
                 <w:b w:val="0"/>
+                <w:color w:val="25282B"/>
                 <w:sz w:val="16"/>
               </w:rPr>
               <w:t>15–30 dk | Grup araştırması: Her gruba bir alan verilir. Güvenli ve öğretmen tarafından seçilmiş kaynaklardan en az üç örnek bulunur. “Örnek – kullanım alanı – yarar – sorumluluk/mahremiyet ilkesi” tablosu doldurulur. Yapay zekâ destekli kaynak kullanılırsa bilgi başka bir güvenilir kaynakla kontrol edilir.</w:t>
@@ -1464,12 +2203,13 @@
           </w:p>
           <w:p>
             <w:pPr>
-              <w:spacing w:before="0" w:after="0" w:line="240" w:lineRule="auto"/>
+              <w:spacing w:before="0" w:after="22" w:line="245" w:lineRule="auto"/>
             </w:pPr>
             <w:r>
               <w:rPr>
-                <w:rFonts w:ascii="Arial" w:hAnsi="Arial" w:eastAsia="Arial"/>
+                <w:rFonts w:ascii="Arial" w:hAnsi="Arial" w:eastAsia="Arial" w:cs="Arial"/>
                 <w:b w:val="0"/>
+                <w:color w:val="25282B"/>
                 <w:sz w:val="16"/>
               </w:rPr>
               <w:t>30–40 dk | Sınıflandırma panosu: Gruplar örneklerini alan başlıklarının altına yerleştirir. “Neden bu gruba koydunuz?” sorusuyla gerekçeler tartışılır; gerekirse sınıflandırma düzeltilir ve ortak ölçütler netleştirilir.</w:t>
@@ -1477,13 +2217,13 @@
           </w:p>
           <w:p>
             <w:pPr>
-              <w:spacing w:before="0" w:after="20" w:line="240" w:lineRule="auto"/>
+              <w:spacing w:before="0" w:after="22" w:line="245" w:lineRule="auto"/>
             </w:pPr>
             <w:r>
               <w:rPr>
-                <w:rFonts w:ascii="Arial" w:hAnsi="Arial" w:eastAsia="Arial"/>
+                <w:rFonts w:ascii="Arial" w:hAnsi="Arial" w:eastAsia="Arial" w:cs="Arial"/>
                 <w:b/>
-                <w:color w:val="1F4E78"/>
+                <w:color w:val="25282B"/>
                 <w:sz w:val="16"/>
               </w:rPr>
               <w:t>2. DERS SAATİ (40 dk) — Poster ve sunumla yapılandırma</w:t>
@@ -1491,12 +2231,13 @@
           </w:p>
           <w:p>
             <w:pPr>
-              <w:spacing w:before="0" w:after="0" w:line="240" w:lineRule="auto"/>
+              <w:spacing w:before="0" w:after="22" w:line="245" w:lineRule="auto"/>
             </w:pPr>
             <w:r>
               <w:rPr>
-                <w:rFonts w:ascii="Arial" w:hAnsi="Arial" w:eastAsia="Arial"/>
+                <w:rFonts w:ascii="Arial" w:hAnsi="Arial" w:eastAsia="Arial" w:cs="Arial"/>
                 <w:b w:val="0"/>
+                <w:color w:val="25282B"/>
                 <w:sz w:val="16"/>
               </w:rPr>
               <w:t>0–8 dk | Ürün ölçütleri: Kavram doğruluğu, doğru gruplandırma, açıklayıcı gerekçe ve görsel-yazılı düzen ölçütleri belirlenir. Gerçek hesap, kullanıcı adı, fotoğraf veya kişisel veri kullanılmayacağı hatırlatılır.</w:t>
@@ -1504,12 +2245,13 @@
           </w:p>
           <w:p>
             <w:pPr>
-              <w:spacing w:before="0" w:after="0" w:line="240" w:lineRule="auto"/>
+              <w:spacing w:before="0" w:after="22" w:line="245" w:lineRule="auto"/>
             </w:pPr>
             <w:r>
               <w:rPr>
-                <w:rFonts w:ascii="Arial" w:hAnsi="Arial" w:eastAsia="Arial"/>
+                <w:rFonts w:ascii="Arial" w:hAnsi="Arial" w:eastAsia="Arial" w:cs="Arial"/>
                 <w:b w:val="0"/>
+                <w:color w:val="25282B"/>
                 <w:sz w:val="16"/>
               </w:rPr>
               <w:t>8–25 dk | Poster/sunum: Gruplar en az üç dijital vatandaşlık örneğini kullanım alanı ve sorumlu/güvenli davranışla birlikte gösteren poster veya tek sayfalık dijital sunum hazırlar. Uygun örneklerde dijital kimlik/ayak izi bağlantısı bir cümleyle açıklanır.</w:t>
@@ -1517,12 +2259,13 @@
           </w:p>
           <w:p>
             <w:pPr>
-              <w:spacing w:before="0" w:after="0" w:line="240" w:lineRule="auto"/>
+              <w:spacing w:before="0" w:after="22" w:line="245" w:lineRule="auto"/>
             </w:pPr>
             <w:r>
               <w:rPr>
-                <w:rFonts w:ascii="Arial" w:hAnsi="Arial" w:eastAsia="Arial"/>
+                <w:rFonts w:ascii="Arial" w:hAnsi="Arial" w:eastAsia="Arial" w:cs="Arial"/>
                 <w:b w:val="0"/>
+                <w:color w:val="25282B"/>
                 <w:sz w:val="16"/>
               </w:rPr>
               <w:t>25–35 dk | Sunum ve akran soruları: Grupların bir bölümü 1–2 dakikalık sunum yapar. Dinleyenler bir açıklayıcı soru veya yapıcı geri bildirim verir. Öğretmen öğrencileri sınıflandırma ölçütlerine dönerek hatalarını kendilerinin fark etmesine yönlendirir.</w:t>
@@ -1530,12 +2273,13 @@
           </w:p>
           <w:p>
             <w:pPr>
-              <w:spacing w:before="0" w:after="0" w:line="240" w:lineRule="auto"/>
+              <w:spacing w:before="0" w:after="22" w:line="245" w:lineRule="auto"/>
             </w:pPr>
             <w:r>
               <w:rPr>
-                <w:rFonts w:ascii="Arial" w:hAnsi="Arial" w:eastAsia="Arial"/>
+                <w:rFonts w:ascii="Arial" w:hAnsi="Arial" w:eastAsia="Arial" w:cs="Arial"/>
                 <w:b w:val="0"/>
+                <w:color w:val="25282B"/>
                 <w:sz w:val="16"/>
               </w:rPr>
               <w:t>35–40 dk | Çıkış bileti: İki yeni kurmaca örnek bir kullanım alanına yerleştirilir ve biri gerekçelendirilir. Öğrenci grup katkısını kısaca öz değerlendirir. Kalan sunumlar ve kavramsal kapanış 5. haftanın ilk ders saatine bırakılır.</w:t>
@@ -1549,25 +2293,32 @@
         </w:trPr>
         <w:tc>
           <w:tcPr>
-            <w:tcW w:type="dxa" w:w="2438"/>
-            <w:vAlign w:val="center"/>
+            <w:tcW w:type="dxa" w:w="2466"/>
+            <w:vAlign w:val="top"/>
+            <w:shd w:fill="F1F2F3"/>
             <w:tcMar>
-              <w:top w:w="55" w:type="dxa"/>
-              <w:start w:w="70" w:type="dxa"/>
-              <w:bottom w:w="55" w:type="dxa"/>
-              <w:end w:w="70" w:type="dxa"/>
+              <w:top w:w="80" w:type="dxa"/>
+              <w:start w:w="95" w:type="dxa"/>
+              <w:bottom w:w="80" w:type="dxa"/>
+              <w:end w:w="95" w:type="dxa"/>
             </w:tcMar>
-            <w:shd w:fill="D9EAF7"/>
+            <w:tcBorders>
+              <w:top w:val="single" w:sz="4" w:color="B7BCC2"/>
+              <w:left w:val="single" w:sz="4" w:color="B7BCC2"/>
+              <w:bottom w:val="single" w:sz="4" w:color="B7BCC2"/>
+              <w:right w:val="single" w:sz="4" w:color="B7BCC2"/>
+            </w:tcBorders>
           </w:tcPr>
           <w:p>
             <w:pPr>
-              <w:spacing w:after="0" w:before="0" w:line="240" w:lineRule="auto"/>
+              <w:spacing w:before="0" w:after="0" w:line="245" w:lineRule="auto"/>
             </w:pPr>
             <w:r/>
             <w:r>
               <w:rPr>
-                <w:rFonts w:ascii="Arial" w:hAnsi="Arial" w:eastAsia="Arial"/>
+                <w:rFonts w:ascii="Arial" w:hAnsi="Arial" w:eastAsia="Arial" w:cs="Arial"/>
                 <w:b/>
+                <w:color w:val="25282B"/>
                 <w:sz w:val="17"/>
               </w:rPr>
               <w:t>Farklılaştırma – Destekleme</w:t>
@@ -1576,23 +2327,32 @@
         </w:tc>
         <w:tc>
           <w:tcPr>
-            <w:tcW w:type="dxa" w:w="8561"/>
-            <w:vAlign w:val="center"/>
+            <w:tcW w:type="dxa" w:w="7767"/>
+            <w:vAlign w:val="top"/>
+            <w:shd w:fill="FFFFFF"/>
             <w:tcMar>
-              <w:top w:w="55" w:type="dxa"/>
-              <w:start w:w="70" w:type="dxa"/>
-              <w:bottom w:w="55" w:type="dxa"/>
-              <w:end w:w="70" w:type="dxa"/>
+              <w:top w:w="80" w:type="dxa"/>
+              <w:start w:w="95" w:type="dxa"/>
+              <w:bottom w:w="80" w:type="dxa"/>
+              <w:end w:w="95" w:type="dxa"/>
             </w:tcMar>
+            <w:tcBorders>
+              <w:top w:val="single" w:sz="4" w:color="B7BCC2"/>
+              <w:left w:val="single" w:sz="4" w:color="B7BCC2"/>
+              <w:bottom w:val="single" w:sz="4" w:color="B7BCC2"/>
+              <w:right w:val="single" w:sz="4" w:color="B7BCC2"/>
+            </w:tcBorders>
           </w:tcPr>
           <w:p>
             <w:pPr>
-              <w:spacing w:after="0" w:before="0" w:line="240" w:lineRule="auto"/>
+              <w:spacing w:before="0" w:after="0" w:line="245" w:lineRule="auto"/>
             </w:pPr>
+            <w:r/>
             <w:r>
               <w:rPr>
-                <w:rFonts w:ascii="Arial" w:hAnsi="Arial" w:eastAsia="Arial"/>
+                <w:rFonts w:ascii="Arial" w:hAnsi="Arial" w:eastAsia="Arial" w:cs="Arial"/>
                 <w:b w:val="0"/>
+                <w:color w:val="25282B"/>
                 <w:sz w:val="17"/>
               </w:rPr>
               <w:t>Zorlanan öğrencilere alan başlıklarının bulunduğu görsel pano ve daha az sayıda örnek kart verilebilir. “Ne işe yarıyor?”, “Kim kullanıyor?”, “Hangi sorumluluğa dikkat etmeliyiz?” cümle başlangıçları kullanılabilir. Poster için hazır düzen şablonu, sözlü açıklama ve akran desteği sunulabilir.</w:t>
@@ -1606,25 +2366,32 @@
         </w:trPr>
         <w:tc>
           <w:tcPr>
-            <w:tcW w:type="dxa" w:w="2438"/>
-            <w:vAlign w:val="center"/>
+            <w:tcW w:type="dxa" w:w="2466"/>
+            <w:vAlign w:val="top"/>
+            <w:shd w:fill="F1F2F3"/>
             <w:tcMar>
-              <w:top w:w="55" w:type="dxa"/>
-              <w:start w:w="70" w:type="dxa"/>
-              <w:bottom w:w="55" w:type="dxa"/>
-              <w:end w:w="70" w:type="dxa"/>
+              <w:top w:w="80" w:type="dxa"/>
+              <w:start w:w="95" w:type="dxa"/>
+              <w:bottom w:w="80" w:type="dxa"/>
+              <w:end w:w="95" w:type="dxa"/>
             </w:tcMar>
-            <w:shd w:fill="D9EAF7"/>
+            <w:tcBorders>
+              <w:top w:val="single" w:sz="4" w:color="B7BCC2"/>
+              <w:left w:val="single" w:sz="4" w:color="B7BCC2"/>
+              <w:bottom w:val="single" w:sz="4" w:color="B7BCC2"/>
+              <w:right w:val="single" w:sz="4" w:color="B7BCC2"/>
+            </w:tcBorders>
           </w:tcPr>
           <w:p>
             <w:pPr>
-              <w:spacing w:after="0" w:before="0" w:line="240" w:lineRule="auto"/>
+              <w:spacing w:before="0" w:after="0" w:line="245" w:lineRule="auto"/>
             </w:pPr>
             <w:r/>
             <w:r>
               <w:rPr>
-                <w:rFonts w:ascii="Arial" w:hAnsi="Arial" w:eastAsia="Arial"/>
+                <w:rFonts w:ascii="Arial" w:hAnsi="Arial" w:eastAsia="Arial" w:cs="Arial"/>
                 <w:b/>
+                <w:color w:val="25282B"/>
                 <w:sz w:val="17"/>
               </w:rPr>
               <w:t>Farklılaştırma – Zenginleştirme</w:t>
@@ -1633,23 +2400,32 @@
         </w:tc>
         <w:tc>
           <w:tcPr>
-            <w:tcW w:type="dxa" w:w="8561"/>
-            <w:vAlign w:val="center"/>
+            <w:tcW w:type="dxa" w:w="7767"/>
+            <w:vAlign w:val="top"/>
+            <w:shd w:fill="FFFFFF"/>
             <w:tcMar>
-              <w:top w:w="55" w:type="dxa"/>
-              <w:start w:w="70" w:type="dxa"/>
-              <w:bottom w:w="55" w:type="dxa"/>
-              <w:end w:w="70" w:type="dxa"/>
+              <w:top w:w="80" w:type="dxa"/>
+              <w:start w:w="95" w:type="dxa"/>
+              <w:bottom w:w="80" w:type="dxa"/>
+              <w:end w:w="95" w:type="dxa"/>
             </w:tcMar>
+            <w:tcBorders>
+              <w:top w:val="single" w:sz="4" w:color="B7BCC2"/>
+              <w:left w:val="single" w:sz="4" w:color="B7BCC2"/>
+              <w:bottom w:val="single" w:sz="4" w:color="B7BCC2"/>
+              <w:right w:val="single" w:sz="4" w:color="B7BCC2"/>
+            </w:tcBorders>
           </w:tcPr>
           <w:p>
             <w:pPr>
-              <w:spacing w:after="0" w:before="0" w:line="240" w:lineRule="auto"/>
+              <w:spacing w:before="0" w:after="0" w:line="245" w:lineRule="auto"/>
             </w:pPr>
+            <w:r/>
             <w:r>
               <w:rPr>
-                <w:rFonts w:ascii="Arial" w:hAnsi="Arial" w:eastAsia="Arial"/>
+                <w:rFonts w:ascii="Arial" w:hAnsi="Arial" w:eastAsia="Arial" w:cs="Arial"/>
                 <w:b w:val="0"/>
+                <w:color w:val="25282B"/>
                 <w:sz w:val="17"/>
               </w:rPr>
               <w:t>İleri düzey öğrenciler bir örneğin birden fazla alanla ilişkisini gerekçelendirebilir veya posterlerine “güvenli ve sorumlu kullanım için mini kılavuz” ekleyebilir. İsteğe bağlı olarak iki bilgi kaynağındaki aynı bilgiyi karşılaştırıp hangisinin daha güvenilir göründüğünü açıklayabilirler.</w:t>
@@ -1660,14 +2436,10 @@
     </w:tbl>
     <w:p>
       <w:pPr>
-        <w:pStyle w:val="SectionHead"/>
-        <w:jc w:val="left"/>
+        <w:widowControl/>
       </w:pPr>
       <w:r>
-        <w:rPr>
-          <w:color w:val="1F4E78"/>
-        </w:rPr>
-        <w:t>IV. BÖLÜM: ÖLÇME VE DEĞERLENDİRME / ÖĞRENME KANITLARI</w:t>
+        <w:br w:type="page"/>
       </w:r>
     </w:p>
     <w:tbl>
@@ -1676,41 +2448,83 @@
         <w:jc w:val="center"/>
         <w:tblLayout w:type="fixed"/>
         <w:tblLook w:firstColumn="1" w:firstRow="1" w:lastColumn="0" w:lastRow="0" w:noHBand="0" w:noVBand="1" w:val="04A0"/>
-        <w:tblBorders>
-          <w:top w:val="single" w:sz="5" w:color="7F8C8D"/>
-          <w:left w:val="single" w:sz="5" w:color="7F8C8D"/>
-          <w:bottom w:val="single" w:sz="5" w:color="7F8C8D"/>
-          <w:right w:val="single" w:sz="5" w:color="7F8C8D"/>
-          <w:insideH w:val="single" w:sz="5" w:color="7F8C8D"/>
-          <w:insideV w:val="single" w:sz="5" w:color="7F8C8D"/>
-        </w:tblBorders>
       </w:tblPr>
       <w:tblGrid>
-        <w:gridCol w:w="10546"/>
+        <w:gridCol w:w="10234"/>
       </w:tblGrid>
       <w:tr>
-        <w:trPr>
-          <w:cantSplit/>
-        </w:trPr>
         <w:tc>
           <w:tcPr>
-            <w:tcW w:type="dxa" w:w="10998"/>
-            <w:vAlign w:val="center"/>
+            <w:tcW w:type="dxa" w:w="10234"/>
+            <w:shd w:fill="D9D9D9"/>
             <w:tcMar>
-              <w:top w:w="55" w:type="dxa"/>
-              <w:start w:w="70" w:type="dxa"/>
-              <w:bottom w:w="55" w:type="dxa"/>
-              <w:end w:w="70" w:type="dxa"/>
+              <w:top w:w="65" w:type="dxa"/>
+              <w:start w:w="100" w:type="dxa"/>
+              <w:bottom w:w="65" w:type="dxa"/>
+              <w:end w:w="100" w:type="dxa"/>
             </w:tcMar>
+            <w:tcBorders>
+              <w:top w:val="single" w:sz="5" w:color="8F949A"/>
+              <w:left w:val="single" w:sz="5" w:color="8F949A"/>
+              <w:bottom w:val="single" w:sz="5" w:color="8F949A"/>
+              <w:right w:val="single" w:sz="5" w:color="8F949A"/>
+            </w:tcBorders>
           </w:tcPr>
           <w:p>
             <w:pPr>
-              <w:spacing w:after="0" w:before="0" w:line="240" w:lineRule="auto"/>
+              <w:spacing w:after="0"/>
             </w:pPr>
             <w:r>
               <w:rPr>
-                <w:rFonts w:ascii="Arial" w:hAnsi="Arial" w:eastAsia="Arial"/>
+                <w:rFonts w:ascii="Arial" w:hAnsi="Arial" w:eastAsia="Arial" w:cs="Arial"/>
+                <w:b/>
+                <w:color w:val="25282B"/>
+                <w:sz w:val="18"/>
+              </w:rPr>
+              <w:t>IV. BÖLÜM: ÖLÇME VE DEĞERLENDİRME / ÖĞRENME KANITLARI</w:t>
+            </w:r>
+          </w:p>
+        </w:tc>
+      </w:tr>
+    </w:tbl>
+    <w:tbl>
+      <w:tblPr>
+        <w:tblW w:type="auto" w:w="0"/>
+        <w:jc w:val="center"/>
+        <w:tblLayout w:type="fixed"/>
+        <w:tblLook w:firstColumn="1" w:firstRow="1" w:lastColumn="0" w:lastRow="0" w:noHBand="0" w:noVBand="1" w:val="04A0"/>
+      </w:tblPr>
+      <w:tblGrid>
+        <w:gridCol w:w="10234"/>
+      </w:tblGrid>
+      <w:tr>
+        <w:tc>
+          <w:tcPr>
+            <w:tcW w:type="dxa" w:w="10234"/>
+            <w:shd w:fill="FFFFFF"/>
+            <w:tcMar>
+              <w:top w:w="90" w:type="dxa"/>
+              <w:start w:w="105" w:type="dxa"/>
+              <w:bottom w:w="90" w:type="dxa"/>
+              <w:end w:w="105" w:type="dxa"/>
+            </w:tcMar>
+            <w:tcBorders>
+              <w:top w:val="single" w:sz="4" w:color="B7BCC2"/>
+              <w:left w:val="single" w:sz="4" w:color="B7BCC2"/>
+              <w:bottom w:val="single" w:sz="4" w:color="B7BCC2"/>
+              <w:right w:val="single" w:sz="4" w:color="B7BCC2"/>
+            </w:tcBorders>
+          </w:tcPr>
+          <w:p>
+            <w:pPr>
+              <w:spacing w:before="0" w:after="0" w:line="245" w:lineRule="auto"/>
+            </w:pPr>
+            <w:r/>
+            <w:r>
+              <w:rPr>
+                <w:rFonts w:ascii="Arial" w:hAnsi="Arial" w:eastAsia="Arial" w:cs="Arial"/>
                 <w:b w:val="0"/>
+                <w:color w:val="25282B"/>
                 <w:sz w:val="17"/>
               </w:rPr>
               <w:t>Ön değerlendirme: Kurmaca uygulama/durum kartlarının hangi alana ait olduğuna ilişkin gerekçelerle ön öğrenmeler yoklanır. Süreç değerlendirme: Uygun örnek bulma, sınıflandırma ölçütü kullanma, mahremiyet/sorumluluk boyutunu açıklama ve saygılı iletişim gözlem listesiyle izlenir. Ürün/performans: Poster veya tek sayfalık sunum; kavram doğruluğu, doğru gruplandırma, gerekçenin açıklığı ve görsel-yazılı düzen ölçütleriyle dereceli puanlama anahtarı kullanılarak değerlendirilir. Akran geri bildirimi alınır. Bireysel çıkış bileti BTY.5.1.3-c için öğrenme kanıtı oluşturur. Kalan sunumlar 5. haftanın ilk saatinde tamamlanır.</w:t>
@@ -1721,15 +2535,9 @@
     </w:tbl>
     <w:p>
       <w:pPr>
-        <w:pStyle w:val="SectionHead"/>
-        <w:jc w:val="left"/>
+        <w:widowControl/>
+        <w:spacing w:after="0"/>
       </w:pPr>
-      <w:r>
-        <w:rPr>
-          <w:color w:val="1F4E78"/>
-        </w:rPr>
-        <w:t>V. BÖLÜM: DERSİN DİĞER DERSLERLE İLİŞKİSİ</w:t>
-      </w:r>
     </w:p>
     <w:tbl>
       <w:tblPr>
@@ -1737,42 +2545,83 @@
         <w:jc w:val="center"/>
         <w:tblLayout w:type="fixed"/>
         <w:tblLook w:firstColumn="1" w:firstRow="1" w:lastColumn="0" w:lastRow="0" w:noHBand="0" w:noVBand="1" w:val="04A0"/>
-        <w:tblBorders>
-          <w:top w:val="single" w:sz="5" w:color="7F8C8D"/>
-          <w:left w:val="single" w:sz="5" w:color="7F8C8D"/>
-          <w:bottom w:val="single" w:sz="5" w:color="7F8C8D"/>
-          <w:right w:val="single" w:sz="5" w:color="7F8C8D"/>
-          <w:insideH w:val="single" w:sz="5" w:color="7F8C8D"/>
-          <w:insideV w:val="single" w:sz="5" w:color="7F8C8D"/>
-        </w:tblBorders>
       </w:tblPr>
       <w:tblGrid>
-        <w:gridCol w:w="10546"/>
+        <w:gridCol w:w="10234"/>
       </w:tblGrid>
       <w:tr>
-        <w:trPr>
-          <w:cantSplit/>
-        </w:trPr>
         <w:tc>
           <w:tcPr>
-            <w:tcW w:type="dxa" w:w="10998"/>
-            <w:vAlign w:val="center"/>
+            <w:tcW w:type="dxa" w:w="10234"/>
+            <w:shd w:fill="D9D9D9"/>
             <w:tcMar>
-              <w:top w:w="55" w:type="dxa"/>
-              <w:start w:w="70" w:type="dxa"/>
-              <w:bottom w:w="55" w:type="dxa"/>
-              <w:end w:w="70" w:type="dxa"/>
+              <w:top w:w="65" w:type="dxa"/>
+              <w:start w:w="100" w:type="dxa"/>
+              <w:bottom w:w="65" w:type="dxa"/>
+              <w:end w:w="100" w:type="dxa"/>
             </w:tcMar>
+            <w:tcBorders>
+              <w:top w:val="single" w:sz="5" w:color="8F949A"/>
+              <w:left w:val="single" w:sz="5" w:color="8F949A"/>
+              <w:bottom w:val="single" w:sz="5" w:color="8F949A"/>
+              <w:right w:val="single" w:sz="5" w:color="8F949A"/>
+            </w:tcBorders>
           </w:tcPr>
           <w:p>
             <w:pPr>
-              <w:spacing w:after="0" w:before="0" w:line="240" w:lineRule="auto"/>
+              <w:spacing w:after="0"/>
+            </w:pPr>
+            <w:r>
+              <w:rPr>
+                <w:rFonts w:ascii="Arial" w:hAnsi="Arial" w:eastAsia="Arial" w:cs="Arial"/>
+                <w:b/>
+                <w:color w:val="25282B"/>
+                <w:sz w:val="18"/>
+              </w:rPr>
+              <w:t>V. BÖLÜM: DERSİN DİĞER DERSLERLE İLİŞKİSİ</w:t>
+            </w:r>
+          </w:p>
+        </w:tc>
+      </w:tr>
+    </w:tbl>
+    <w:tbl>
+      <w:tblPr>
+        <w:tblW w:type="auto" w:w="0"/>
+        <w:jc w:val="center"/>
+        <w:tblLayout w:type="fixed"/>
+        <w:tblLook w:firstColumn="1" w:firstRow="1" w:lastColumn="0" w:lastRow="0" w:noHBand="0" w:noVBand="1" w:val="04A0"/>
+      </w:tblPr>
+      <w:tblGrid>
+        <w:gridCol w:w="10234"/>
+      </w:tblGrid>
+      <w:tr>
+        <w:tc>
+          <w:tcPr>
+            <w:tcW w:type="dxa" w:w="10234"/>
+            <w:shd w:fill="FFFFFF"/>
+            <w:tcMar>
+              <w:top w:w="85" w:type="dxa"/>
+              <w:start w:w="105" w:type="dxa"/>
+              <w:bottom w:w="85" w:type="dxa"/>
+              <w:end w:w="105" w:type="dxa"/>
+            </w:tcMar>
+            <w:tcBorders>
+              <w:top w:val="single" w:sz="4" w:color="B7BCC2"/>
+              <w:left w:val="single" w:sz="4" w:color="B7BCC2"/>
+              <w:bottom w:val="single" w:sz="4" w:color="B7BCC2"/>
+              <w:right w:val="single" w:sz="4" w:color="B7BCC2"/>
+            </w:tcBorders>
+          </w:tcPr>
+          <w:p>
+            <w:pPr>
+              <w:spacing w:before="0" w:after="0" w:line="245" w:lineRule="auto"/>
             </w:pPr>
             <w:r/>
             <w:r>
               <w:rPr>
-                <w:rFonts w:ascii="Arial" w:hAnsi="Arial" w:eastAsia="Arial"/>
+                <w:rFonts w:ascii="Arial" w:hAnsi="Arial" w:eastAsia="Arial" w:cs="Arial"/>
                 <w:b w:val="0"/>
+                <w:color w:val="25282B"/>
                 <w:sz w:val="17"/>
               </w:rPr>
               <w:t>—  (TYMM 5. sınıf BTY 1. tema sayfasında bu tema için disiplinler arası ilişki ayrıca belirtilmemiştir.)</w:t>
@@ -1783,15 +2632,9 @@
     </w:tbl>
     <w:p>
       <w:pPr>
-        <w:pStyle w:val="SectionHead"/>
-        <w:jc w:val="left"/>
+        <w:widowControl/>
+        <w:spacing w:after="0"/>
       </w:pPr>
-      <w:r>
-        <w:rPr>
-          <w:color w:val="1F4E78"/>
-        </w:rPr>
-        <w:t>VI. BÖLÜM: PLANIN UYGULANMASIYLA İLGİLİ DİĞER AÇIKLAMALAR</w:t>
-      </w:r>
     </w:p>
     <w:tbl>
       <w:tblPr>
@@ -1799,18 +2642,55 @@
         <w:jc w:val="center"/>
         <w:tblLayout w:type="fixed"/>
         <w:tblLook w:firstColumn="1" w:firstRow="1" w:lastColumn="0" w:lastRow="0" w:noHBand="0" w:noVBand="1" w:val="04A0"/>
-        <w:tblBorders>
-          <w:top w:val="single" w:sz="5" w:color="7F8C8D"/>
-          <w:left w:val="single" w:sz="5" w:color="7F8C8D"/>
-          <w:bottom w:val="single" w:sz="5" w:color="7F8C8D"/>
-          <w:right w:val="single" w:sz="5" w:color="7F8C8D"/>
-          <w:insideH w:val="single" w:sz="5" w:color="7F8C8D"/>
-          <w:insideV w:val="single" w:sz="5" w:color="7F8C8D"/>
-        </w:tblBorders>
       </w:tblPr>
       <w:tblGrid>
-        <w:gridCol w:w="5273"/>
-        <w:gridCol w:w="5273"/>
+        <w:gridCol w:w="10234"/>
+      </w:tblGrid>
+      <w:tr>
+        <w:tc>
+          <w:tcPr>
+            <w:tcW w:type="dxa" w:w="10234"/>
+            <w:shd w:fill="D9D9D9"/>
+            <w:tcMar>
+              <w:top w:w="65" w:type="dxa"/>
+              <w:start w:w="100" w:type="dxa"/>
+              <w:bottom w:w="65" w:type="dxa"/>
+              <w:end w:w="100" w:type="dxa"/>
+            </w:tcMar>
+            <w:tcBorders>
+              <w:top w:val="single" w:sz="5" w:color="8F949A"/>
+              <w:left w:val="single" w:sz="5" w:color="8F949A"/>
+              <w:bottom w:val="single" w:sz="5" w:color="8F949A"/>
+              <w:right w:val="single" w:sz="5" w:color="8F949A"/>
+            </w:tcBorders>
+          </w:tcPr>
+          <w:p>
+            <w:pPr>
+              <w:spacing w:after="0"/>
+            </w:pPr>
+            <w:r>
+              <w:rPr>
+                <w:rFonts w:ascii="Arial" w:hAnsi="Arial" w:eastAsia="Arial" w:cs="Arial"/>
+                <w:b/>
+                <w:color w:val="25282B"/>
+                <w:sz w:val="18"/>
+              </w:rPr>
+              <w:t>VI. BÖLÜM: PLANIN UYGULANMASIYLA İLGİLİ DİĞER AÇIKLAMALAR</w:t>
+            </w:r>
+          </w:p>
+        </w:tc>
+      </w:tr>
+    </w:tbl>
+    <w:tbl>
+      <w:tblPr>
+        <w:tblW w:type="auto" w:w="0"/>
+        <w:jc w:val="center"/>
+        <w:tblLayout w:type="fixed"/>
+        <w:tblLook w:firstColumn="1" w:firstRow="1" w:lastColumn="0" w:lastRow="0" w:noHBand="0" w:noVBand="1" w:val="04A0"/>
+      </w:tblPr>
+      <w:tblGrid>
+        <w:gridCol w:w="2523"/>
+        <w:gridCol w:w="7711"/>
       </w:tblGrid>
       <w:tr>
         <w:trPr>
@@ -1818,25 +2698,32 @@
         </w:trPr>
         <w:tc>
           <w:tcPr>
-            <w:tcW w:type="dxa" w:w="2438"/>
-            <w:vAlign w:val="center"/>
+            <w:tcW w:type="dxa" w:w="2523"/>
+            <w:vAlign w:val="top"/>
+            <w:shd w:fill="F1F2F3"/>
             <w:tcMar>
-              <w:top w:w="55" w:type="dxa"/>
-              <w:start w:w="70" w:type="dxa"/>
-              <w:bottom w:w="55" w:type="dxa"/>
-              <w:end w:w="70" w:type="dxa"/>
+              <w:top w:w="72" w:type="dxa"/>
+              <w:start w:w="95" w:type="dxa"/>
+              <w:bottom w:w="72" w:type="dxa"/>
+              <w:end w:w="95" w:type="dxa"/>
             </w:tcMar>
-            <w:shd w:fill="D9EAF7"/>
+            <w:tcBorders>
+              <w:top w:val="single" w:sz="4" w:color="B7BCC2"/>
+              <w:left w:val="single" w:sz="4" w:color="B7BCC2"/>
+              <w:bottom w:val="single" w:sz="4" w:color="B7BCC2"/>
+              <w:right w:val="single" w:sz="4" w:color="B7BCC2"/>
+            </w:tcBorders>
           </w:tcPr>
           <w:p>
             <w:pPr>
-              <w:spacing w:after="0" w:before="0" w:line="240" w:lineRule="auto"/>
+              <w:spacing w:before="0" w:after="0" w:line="245" w:lineRule="auto"/>
             </w:pPr>
             <w:r/>
             <w:r>
               <w:rPr>
-                <w:rFonts w:ascii="Arial" w:hAnsi="Arial" w:eastAsia="Arial"/>
+                <w:rFonts w:ascii="Arial" w:hAnsi="Arial" w:eastAsia="Arial" w:cs="Arial"/>
                 <w:b/>
+                <w:color w:val="25282B"/>
                 <w:sz w:val="17"/>
               </w:rPr>
               <w:t>Uygulama Notları</w:t>
@@ -1845,23 +2732,32 @@
         </w:tc>
         <w:tc>
           <w:tcPr>
-            <w:tcW w:type="dxa" w:w="8561"/>
-            <w:vAlign w:val="center"/>
+            <w:tcW w:type="dxa" w:w="7711"/>
+            <w:vAlign w:val="top"/>
+            <w:shd w:fill="FFFFFF"/>
             <w:tcMar>
-              <w:top w:w="55" w:type="dxa"/>
-              <w:start w:w="70" w:type="dxa"/>
-              <w:bottom w:w="55" w:type="dxa"/>
-              <w:end w:w="70" w:type="dxa"/>
+              <w:top w:w="72" w:type="dxa"/>
+              <w:start w:w="95" w:type="dxa"/>
+              <w:bottom w:w="72" w:type="dxa"/>
+              <w:end w:w="95" w:type="dxa"/>
             </w:tcMar>
+            <w:tcBorders>
+              <w:top w:val="single" w:sz="4" w:color="B7BCC2"/>
+              <w:left w:val="single" w:sz="4" w:color="B7BCC2"/>
+              <w:bottom w:val="single" w:sz="4" w:color="B7BCC2"/>
+              <w:right w:val="single" w:sz="4" w:color="B7BCC2"/>
+            </w:tcBorders>
           </w:tcPr>
           <w:p>
             <w:pPr>
-              <w:spacing w:after="0" w:before="0" w:line="240" w:lineRule="auto"/>
+              <w:spacing w:before="0" w:after="0" w:line="245" w:lineRule="auto"/>
             </w:pPr>
+            <w:r/>
             <w:r>
               <w:rPr>
-                <w:rFonts w:ascii="Arial" w:hAnsi="Arial" w:eastAsia="Arial"/>
+                <w:rFonts w:ascii="Arial" w:hAnsi="Arial" w:eastAsia="Arial" w:cs="Arial"/>
                 <w:b w:val="0"/>
+                <w:color w:val="25282B"/>
                 <w:sz w:val="17"/>
               </w:rPr>
               <w:t>Gerçek kullanıcı hesabı, parola, telefon numarası, fotoğraf, mesaj veya öğrenciyi tanımlayabilecek kişisel veri kullanılmaz; kurmaca örnekler tercih edilir. İnternet yoksa basılı kaynak ve kartlarla çalışılır. Yapay zekâ destekli kaynak kullanılacaksa öğretmen gözetiminde ve sınırlı biçimde kullanılır; bilgi başka bir güvenilir kaynakla karşılaştırılır. Kalan grup sunumları ve BTY.5.1.3 kapanışı 5. haftanın ilk ders saatinde tamamlanır.</w:t>
@@ -1872,17 +2768,9 @@
     </w:tbl>
     <w:p>
       <w:pPr>
-        <w:spacing w:before="100" w:after="0"/>
-        <w:jc w:val="center"/>
+        <w:widowControl/>
+        <w:spacing w:after="20"/>
       </w:pPr>
-      <w:r>
-        <w:rPr>
-          <w:rFonts w:ascii="Arial" w:hAnsi="Arial"/>
-          <w:b/>
-          <w:sz w:val="18"/>
-        </w:rPr>
-        <w:t>Uygundur</w:t>
-      </w:r>
     </w:p>
     <w:tbl>
       <w:tblPr>
@@ -1892,164 +2780,207 @@
         <w:tblLook w:firstColumn="1" w:firstRow="1" w:lastColumn="0" w:lastRow="0" w:noHBand="0" w:noVBand="1" w:val="04A0"/>
       </w:tblPr>
       <w:tblGrid>
-        <w:gridCol w:w="5273"/>
-        <w:gridCol w:w="5273"/>
+        <w:gridCol w:w="5103"/>
+        <w:gridCol w:w="5131"/>
       </w:tblGrid>
       <w:tr>
-        <w:trPr>
-          <w:cantSplit/>
-        </w:trPr>
         <w:tc>
           <w:tcPr>
-            <w:tcW w:type="dxa" w:w="5499"/>
+            <w:tcW w:type="dxa" w:w="5103"/>
+            <w:shd w:fill="FFFFFF"/>
             <w:tcMar>
-              <w:top w:w="40" w:type="dxa"/>
-              <w:start w:w="40" w:type="dxa"/>
-              <w:bottom w:w="40" w:type="dxa"/>
-              <w:end w:w="40" w:type="dxa"/>
+              <w:top w:w="140" w:type="dxa"/>
+              <w:start w:w="100" w:type="dxa"/>
+              <w:bottom w:w="30" w:type="dxa"/>
+              <w:end w:w="100" w:type="dxa"/>
             </w:tcMar>
             <w:tcBorders>
               <w:top w:val="nil"/>
               <w:left w:val="nil"/>
               <w:bottom w:val="nil"/>
               <w:right w:val="nil"/>
-              <w:insideH w:val="nil"/>
-              <w:insideV w:val="nil"/>
             </w:tcBorders>
           </w:tcPr>
           <w:p>
             <w:pPr>
-              <w:spacing w:after="0" w:before="0" w:line="240" w:lineRule="auto"/>
+              <w:spacing w:after="0"/>
               <w:jc w:val="center"/>
             </w:pPr>
             <w:r/>
             <w:r>
               <w:rPr>
-                <w:rFonts w:ascii="Arial" w:hAnsi="Arial" w:eastAsia="Arial"/>
+                <w:rFonts w:ascii="Arial" w:hAnsi="Arial" w:eastAsia="Arial" w:cs="Arial"/>
                 <w:b/>
+                <w:color w:val="25282B"/>
                 <w:sz w:val="17"/>
               </w:rPr>
               <w:t>Bilgisayar ve Öğretim Teknolojileri Öğretmeni</w:t>
             </w:r>
           </w:p>
+          <w:p>
+            <w:pPr>
+              <w:spacing w:after="0"/>
+              <w:jc w:val="center"/>
+            </w:pPr>
+            <w:r>
+              <w:rPr>
+                <w:rFonts w:ascii="Arial" w:hAnsi="Arial" w:eastAsia="Arial" w:cs="Arial"/>
+                <w:b w:val="0"/>
+                <w:color w:val="25282B"/>
+                <w:sz w:val="16"/>
+              </w:rPr>
+              <w:t>Ad Soyad: ........................................</w:t>
+            </w:r>
+          </w:p>
+          <w:p>
+            <w:pPr>
+              <w:spacing w:after="0"/>
+              <w:jc w:val="center"/>
+            </w:pPr>
+            <w:r>
+              <w:rPr>
+                <w:rFonts w:ascii="Arial" w:hAnsi="Arial" w:eastAsia="Arial" w:cs="Arial"/>
+                <w:b w:val="0"/>
+                <w:color w:val="25282B"/>
+                <w:sz w:val="16"/>
+              </w:rPr>
+              <w:t>İmza: ................................................</w:t>
+            </w:r>
+          </w:p>
         </w:tc>
         <w:tc>
           <w:tcPr>
-            <w:tcW w:type="dxa" w:w="5499"/>
+            <w:tcW w:type="dxa" w:w="5131"/>
+            <w:shd w:fill="FFFFFF"/>
             <w:tcMar>
-              <w:top w:w="40" w:type="dxa"/>
-              <w:start w:w="40" w:type="dxa"/>
-              <w:bottom w:w="40" w:type="dxa"/>
-              <w:end w:w="40" w:type="dxa"/>
+              <w:top w:w="140" w:type="dxa"/>
+              <w:start w:w="100" w:type="dxa"/>
+              <w:bottom w:w="30" w:type="dxa"/>
+              <w:end w:w="100" w:type="dxa"/>
             </w:tcMar>
             <w:tcBorders>
               <w:top w:val="nil"/>
               <w:left w:val="nil"/>
               <w:bottom w:val="nil"/>
               <w:right w:val="nil"/>
-              <w:insideH w:val="nil"/>
-              <w:insideV w:val="nil"/>
             </w:tcBorders>
           </w:tcPr>
           <w:p>
             <w:pPr>
-              <w:spacing w:after="0" w:before="0" w:line="240" w:lineRule="auto"/>
+              <w:spacing w:after="0"/>
               <w:jc w:val="center"/>
             </w:pPr>
             <w:r/>
             <w:r>
               <w:rPr>
-                <w:rFonts w:ascii="Arial" w:hAnsi="Arial" w:eastAsia="Arial"/>
+                <w:rFonts w:ascii="Arial" w:hAnsi="Arial" w:eastAsia="Arial" w:cs="Arial"/>
                 <w:b/>
+                <w:color w:val="25282B"/>
+                <w:sz w:val="17"/>
+              </w:rPr>
+              <w:t>Uygundur</w:t>
+            </w:r>
+          </w:p>
+          <w:p>
+            <w:pPr>
+              <w:spacing w:after="0"/>
+              <w:jc w:val="center"/>
+            </w:pPr>
+            <w:r>
+              <w:rPr>
+                <w:rFonts w:ascii="Arial" w:hAnsi="Arial" w:eastAsia="Arial" w:cs="Arial"/>
+                <w:b/>
+                <w:color w:val="25282B"/>
                 <w:sz w:val="17"/>
               </w:rPr>
               <w:t>Okul Müdürü</w:t>
             </w:r>
           </w:p>
-        </w:tc>
-      </w:tr>
-      <w:tr>
-        <w:trPr>
-          <w:cantSplit/>
-        </w:trPr>
-        <w:tc>
-          <w:tcPr>
-            <w:tcW w:type="dxa" w:w="5499"/>
-            <w:tcMar>
-              <w:top w:w="40" w:type="dxa"/>
-              <w:start w:w="40" w:type="dxa"/>
-              <w:bottom w:w="40" w:type="dxa"/>
-              <w:end w:w="40" w:type="dxa"/>
-            </w:tcMar>
-            <w:tcBorders>
-              <w:top w:val="nil"/>
-              <w:left w:val="nil"/>
-              <w:bottom w:val="nil"/>
-              <w:right w:val="nil"/>
-              <w:insideH w:val="nil"/>
-              <w:insideV w:val="nil"/>
-            </w:tcBorders>
-          </w:tcPr>
           <w:p>
             <w:pPr>
-              <w:spacing w:after="0" w:before="0" w:line="240" w:lineRule="auto"/>
+              <w:spacing w:after="0"/>
               <w:jc w:val="center"/>
             </w:pPr>
-            <w:r/>
             <w:r>
               <w:rPr>
-                <w:rFonts w:ascii="Arial" w:hAnsi="Arial" w:eastAsia="Arial"/>
+                <w:rFonts w:ascii="Arial" w:hAnsi="Arial" w:eastAsia="Arial" w:cs="Arial"/>
                 <w:b w:val="0"/>
+                <w:color w:val="25282B"/>
                 <w:sz w:val="16"/>
               </w:rPr>
-              <w:t>Ad Soyad / İmza</w:t>
+              <w:t>Ad Soyad: ........................................</w:t>
             </w:r>
           </w:p>
-        </w:tc>
-        <w:tc>
-          <w:tcPr>
-            <w:tcW w:type="dxa" w:w="5499"/>
-            <w:tcMar>
-              <w:top w:w="40" w:type="dxa"/>
-              <w:start w:w="40" w:type="dxa"/>
-              <w:bottom w:w="40" w:type="dxa"/>
-              <w:end w:w="40" w:type="dxa"/>
-            </w:tcMar>
-            <w:tcBorders>
-              <w:top w:val="nil"/>
-              <w:left w:val="nil"/>
-              <w:bottom w:val="nil"/>
-              <w:right w:val="nil"/>
-              <w:insideH w:val="nil"/>
-              <w:insideV w:val="nil"/>
-            </w:tcBorders>
-          </w:tcPr>
           <w:p>
             <w:pPr>
-              <w:spacing w:after="0" w:before="0" w:line="240" w:lineRule="auto"/>
+              <w:spacing w:after="0"/>
               <w:jc w:val="center"/>
             </w:pPr>
-            <w:r/>
             <w:r>
               <w:rPr>
-                <w:rFonts w:ascii="Arial" w:hAnsi="Arial" w:eastAsia="Arial"/>
+                <w:rFonts w:ascii="Arial" w:hAnsi="Arial" w:eastAsia="Arial" w:cs="Arial"/>
                 <w:b w:val="0"/>
+                <w:color w:val="25282B"/>
                 <w:sz w:val="16"/>
               </w:rPr>
-              <w:t>Ad Soyad / İmza</w:t>
+              <w:t>İmza: ................................................</w:t>
             </w:r>
           </w:p>
         </w:tc>
       </w:tr>
     </w:tbl>
     <w:sectPr>
-      <w:pgSz w:w="11906" w:h="16838"/>
-      <w:pgMar w:top="652" w:right="680" w:bottom="652" w:left="680" w:header="720" w:footer="720" w:gutter="0"/>
+      <w:headerReference w:type="default" r:id="rId9"/>
+      <w:footerReference w:type="default" r:id="rId10"/>
+      <w:pgSz w:w="12240" w:h="15840"/>
+      <w:pgMar w:top="595" w:right="709" w:bottom="595" w:left="709" w:header="227" w:footer="255" w:gutter="0"/>
       <w:cols w:space="720"/>
       <w:docGrid w:linePitch="360"/>
     </w:sectPr>
   </w:body>
 </w:document>
+</file>
+
+<file path=word/footer1.xml><?xml version="1.0" encoding="utf-8"?>
+<w:ftr xmlns:m="http://schemas.openxmlformats.org/officeDocument/2006/math" xmlns:mc="http://schemas.openxmlformats.org/markup-compatibility/2006" xmlns:mo="http://schemas.microsoft.com/office/mac/office/2008/main" xmlns:mv="urn:schemas-microsoft-com:mac:vml" xmlns:o="urn:schemas-microsoft-com:office:office" xmlns:r="http://schemas.openxmlformats.org/officeDocument/2006/relationships" xmlns:v="urn:schemas-microsoft-com:vml" xmlns:w10="urn:schemas-microsoft-com:office:word" xmlns:w14="http://schemas.microsoft.com/office/word/2010/wordml" xmlns:w="http://schemas.openxmlformats.org/wordprocessingml/2006/main" xmlns:wne="http://schemas.microsoft.com/office/word/2006/wordml" xmlns:wp14="http://schemas.microsoft.com/office/word/2010/wordprocessingDrawing" xmlns:wp="http://schemas.openxmlformats.org/drawingml/2006/wordprocessingDrawing" xmlns:wpc="http://schemas.microsoft.com/office/word/2010/wordprocessingCanvas" xmlns:wpg="http://schemas.microsoft.com/office/word/2010/wordprocessingGroup" xmlns:wpi="http://schemas.microsoft.com/office/word/2010/wordprocessingInk" xmlns:wps="http://schemas.microsoft.com/office/word/2010/wordprocessingShape" mc:Ignorable="w14 wp14">
+  <w:p>
+    <w:pPr>
+      <w:pStyle w:val="Footer"/>
+      <w:spacing w:after="0"/>
+      <w:jc w:val="center"/>
+    </w:pPr>
+    <w:r>
+      <w:rPr>
+        <w:rFonts w:ascii="Arial" w:hAnsi="Arial" w:eastAsia="Arial" w:cs="Arial"/>
+        <w:b w:val="0"/>
+        <w:color w:val="777777"/>
+        <w:sz w:val="14"/>
+      </w:rPr>
+      <w:t>5. Sınıf Bilişim Teknolojileri ve Yazılım • 4. Hafta Ders Planı</w:t>
+    </w:r>
+  </w:p>
+</w:ftr>
+</file>
+
+<file path=word/header1.xml><?xml version="1.0" encoding="utf-8"?>
+<w:hdr xmlns:m="http://schemas.openxmlformats.org/officeDocument/2006/math" xmlns:mc="http://schemas.openxmlformats.org/markup-compatibility/2006" xmlns:mo="http://schemas.microsoft.com/office/mac/office/2008/main" xmlns:mv="urn:schemas-microsoft-com:mac:vml" xmlns:o="urn:schemas-microsoft-com:office:office" xmlns:r="http://schemas.openxmlformats.org/officeDocument/2006/relationships" xmlns:v="urn:schemas-microsoft-com:vml" xmlns:w10="urn:schemas-microsoft-com:office:word" xmlns:w14="http://schemas.microsoft.com/office/word/2010/wordml" xmlns:w="http://schemas.openxmlformats.org/wordprocessingml/2006/main" xmlns:wne="http://schemas.microsoft.com/office/word/2006/wordml" xmlns:wp14="http://schemas.microsoft.com/office/word/2010/wordprocessingDrawing" xmlns:wp="http://schemas.openxmlformats.org/drawingml/2006/wordprocessingDrawing" xmlns:wpc="http://schemas.microsoft.com/office/word/2010/wordprocessingCanvas" xmlns:wpg="http://schemas.microsoft.com/office/word/2010/wordprocessingGroup" xmlns:wpi="http://schemas.microsoft.com/office/word/2010/wordprocessingInk" xmlns:wps="http://schemas.microsoft.com/office/word/2010/wordprocessingShape" mc:Ignorable="w14 wp14">
+  <w:p>
+    <w:pPr>
+      <w:pStyle w:val="Header"/>
+      <w:spacing w:after="0"/>
+      <w:jc w:val="center"/>
+    </w:pPr>
+    <w:r>
+      <w:rPr>
+        <w:rFonts w:ascii="Arial" w:hAnsi="Arial" w:eastAsia="Arial" w:cs="Arial"/>
+        <w:b/>
+        <w:color w:val="666666"/>
+        <w:sz w:val="15"/>
+      </w:rPr>
+      <w:t>2026-2027 EĞİTİM – ÖĞRETİM YILI</w:t>
+    </w:r>
+  </w:p>
+</w:hdr>
 </file>
 
 <file path=word/numbering.xml><?xml version="1.0" encoding="utf-8"?>
@@ -2415,11 +3346,8 @@
     <w:name w:val="Normal"/>
     <w:qFormat/>
     <w:rsid w:val="00FC693F"/>
-    <w:pPr>
-      <w:spacing w:after="0" w:before="0" w:line="240" w:lineRule="auto"/>
-    </w:pPr>
     <w:rPr>
-      <w:rFonts w:ascii="Arial" w:hAnsi="Arial" w:eastAsia="Arial"/>
+      <w:rFonts w:ascii="Arial" w:hAnsi="Arial"/>
       <w:sz w:val="18"/>
     </w:rPr>
   </w:style>
@@ -14104,28 +15032,6 @@
         <w:shd w:val="clear" w:color="auto" w:fill="FBCAA2" w:themeFill="accent6" w:themeFillTint="7F"/>
       </w:tcPr>
     </w:tblStylePr>
-  </w:style>
-  <w:style w:type="paragraph" w:customStyle="1" w:styleId="PlanTitle">
-    <w:name w:val="PlanTitle"/>
-    <w:pPr>
-      <w:spacing w:before="0" w:after="40"/>
-    </w:pPr>
-    <w:rPr>
-      <w:rFonts w:ascii="Arial" w:hAnsi="Arial" w:eastAsia="Arial"/>
-      <w:b/>
-      <w:sz w:val="24"/>
-    </w:rPr>
-  </w:style>
-  <w:style w:type="paragraph" w:customStyle="1" w:styleId="SectionHead">
-    <w:name w:val="SectionHead"/>
-    <w:pPr>
-      <w:spacing w:before="60" w:after="40"/>
-    </w:pPr>
-    <w:rPr>
-      <w:rFonts w:ascii="Arial" w:hAnsi="Arial" w:eastAsia="Arial"/>
-      <w:b/>
-      <w:sz w:val="19"/>
-    </w:rPr>
   </w:style>
 </w:styles>
 </file>
